--- a/docs/memoria.docx
+++ b/docs/memoria.docx
@@ -1,6 +1,6 @@
 
 <file path=word/document.xml><?xml version="1.0" encoding="utf-8"?>
-<w:document xmlns:wpc="http://schemas.microsoft.com/office/word/2010/wordprocessingCanvas" xmlns:cx="http://schemas.microsoft.com/office/drawing/2014/chartex" xmlns:cx1="http://schemas.microsoft.com/office/drawing/2015/9/8/chartex" xmlns:cx2="http://schemas.microsoft.com/office/drawing/2015/10/21/chartex" xmlns:cx3="http://schemas.microsoft.com/office/drawing/2016/5/9/chartex" xmlns:cx4="http://schemas.microsoft.com/office/drawing/2016/5/10/chartex" xmlns:cx5="http://schemas.microsoft.com/office/drawing/2016/5/11/chartex" xmlns:cx6="http://schemas.microsoft.com/office/drawing/2016/5/12/chartex" xmlns:cx7="http://schemas.microsoft.com/office/drawing/2016/5/13/chartex" xmlns:cx8="http://schemas.microsoft.com/office/drawing/2016/5/14/chartex" xmlns:mc="http://schemas.openxmlformats.org/markup-compatibility/2006" xmlns:aink="http://schemas.microsoft.com/office/drawing/2016/ink" xmlns:am3d="http://schemas.microsoft.com/office/drawing/2017/model3d" xmlns:o="urn:schemas-microsoft-com:office:office" xmlns:oel="http://schemas.microsoft.com/office/2019/extlst" xmlns:r="http://schemas.openxmlformats.org/officeDocument/2006/relationships" xmlns:m="http://schemas.openxmlformats.org/officeDocument/2006/math" xmlns:v="urn:schemas-microsoft-com:vml" xmlns:wp14="http://schemas.microsoft.com/office/word/2010/wordprocessingDrawing" xmlns:wp="http://schemas.openxmlformats.org/drawingml/2006/wordprocessingDrawing" xmlns:w10="urn:schemas-microsoft-com:office:word" xmlns:w="http://schemas.openxmlformats.org/wordprocessingml/2006/main" xmlns:w14="http://schemas.microsoft.com/office/word/2010/wordml" xmlns:w15="http://schemas.microsoft.com/office/word/2012/wordml" xmlns:w16cei="http://schemas.microsoft.com/office/word/2026/wordml/cei" xmlns:w16cex="http://schemas.microsoft.com/office/word/2018/wordml/cex" xmlns:w16cid="http://schemas.microsoft.com/office/word/2016/wordml/cid" xmlns:w16="http://schemas.microsoft.com/office/word/2018/wordml" xmlns:w16du="http://schemas.microsoft.com/office/word/2023/wordml/word16du" xmlns:w16sdtdh="http://schemas.microsoft.com/office/word/2020/wordml/sdtdatahash" xmlns:w16sdtfl="http://schemas.microsoft.com/office/word/2024/wordml/sdtformatlock" xmlns:w16se="http://schemas.microsoft.com/office/word/2015/wordml/symex" xmlns:wpg="http://schemas.microsoft.com/office/word/2010/wordprocessingGroup" xmlns:wpi="http://schemas.microsoft.com/office/word/2010/wordprocessingInk" xmlns:wne="http://schemas.microsoft.com/office/word/2006/wordml" xmlns:wps="http://schemas.microsoft.com/office/word/2010/wordprocessingShape" mc:Ignorable="w14 w15 w16se w16cid w16 w16cex w16sdtdh w16sdtfl w16du wp14">
+<w:document xmlns:wpc="http://schemas.microsoft.com/office/word/2010/wordprocessingCanvas" xmlns:cx="http://schemas.microsoft.com/office/drawing/2014/chartex" xmlns:cx1="http://schemas.microsoft.com/office/drawing/2015/9/8/chartex" xmlns:cx2="http://schemas.microsoft.com/office/drawing/2015/10/21/chartex" xmlns:cx3="http://schemas.microsoft.com/office/drawing/2016/5/9/chartex" xmlns:cx4="http://schemas.microsoft.com/office/drawing/2016/5/10/chartex" xmlns:cx5="http://schemas.microsoft.com/office/drawing/2016/5/11/chartex" xmlns:cx6="http://schemas.microsoft.com/office/drawing/2016/5/12/chartex" xmlns:cx7="http://schemas.microsoft.com/office/drawing/2016/5/13/chartex" xmlns:cx8="http://schemas.microsoft.com/office/drawing/2016/5/14/chartex" xmlns:mc="http://schemas.openxmlformats.org/markup-compatibility/2006" xmlns:aink="http://schemas.microsoft.com/office/drawing/2016/ink" xmlns:am3d="http://schemas.microsoft.com/office/drawing/2017/model3d" xmlns:o="urn:schemas-microsoft-com:office:office" xmlns:oel="http://schemas.microsoft.com/office/2019/extlst" xmlns:r="http://schemas.openxmlformats.org/officeDocument/2006/relationships" xmlns:m="http://schemas.openxmlformats.org/officeDocument/2006/math" xmlns:v="urn:schemas-microsoft-com:vml" xmlns:wp14="http://schemas.microsoft.com/office/word/2010/wordprocessingDrawing" xmlns:wp="http://schemas.openxmlformats.org/drawingml/2006/wordprocessingDrawing" xmlns:w10="urn:schemas-microsoft-com:office:word" xmlns:w="http://schemas.openxmlformats.org/wordprocessingml/2006/main" xmlns:w14="http://schemas.microsoft.com/office/word/2010/wordml" xmlns:w15="http://schemas.microsoft.com/office/word/2012/wordml" xmlns:w16cex="http://schemas.microsoft.com/office/word/2018/wordml/cex" xmlns:w16cid="http://schemas.microsoft.com/office/word/2016/wordml/cid" xmlns:w16="http://schemas.microsoft.com/office/word/2018/wordml" xmlns:w16du="http://schemas.microsoft.com/office/word/2023/wordml/word16du" xmlns:w16sdtdh="http://schemas.microsoft.com/office/word/2020/wordml/sdtdatahash" xmlns:w16sdtfl="http://schemas.microsoft.com/office/word/2024/wordml/sdtformatlock" xmlns:w16se="http://schemas.microsoft.com/office/word/2015/wordml/symex" xmlns:wpg="http://schemas.microsoft.com/office/word/2010/wordprocessingGroup" xmlns:wpi="http://schemas.microsoft.com/office/word/2010/wordprocessingInk" xmlns:wne="http://schemas.microsoft.com/office/word/2006/wordml" xmlns:wps="http://schemas.microsoft.com/office/word/2010/wordprocessingShape" mc:Ignorable="w14 w15 w16se w16cid w16 w16cex w16sdtdh w16sdtfl w16du wp14">
   <w:body>
     <w:sdt>
       <w:sdtPr>
@@ -4140,12 +4140,21 @@
     <w:p>
       <w:pPr>
         <w:pStyle w:val="Ttulo2"/>
+        <w:rPr>
+          <w:lang w:val="en-GB"/>
+        </w:rPr>
       </w:pPr>
       <w:bookmarkStart w:id="7" w:name="_Toc238304302"/>
       <w:r>
+        <w:rPr>
+          <w:lang w:val="en-GB"/>
+        </w:rPr>
         <w:t>Java</w:t>
       </w:r>
       <w:r>
+        <w:rPr>
+          <w:lang w:val="en-GB"/>
+        </w:rPr>
         <w:t>´</w:t>
       </w:r>
       <w:bookmarkEnd w:id="7"/>
@@ -4153,9 +4162,15 @@
     <w:p>
       <w:pPr>
         <w:pStyle w:val="Ttulo2"/>
+        <w:rPr>
+          <w:lang w:val="en-GB"/>
+        </w:rPr>
       </w:pPr>
       <w:bookmarkStart w:id="8" w:name="_Toc238304303"/>
       <w:r>
+        <w:rPr>
+          <w:lang w:val="en-GB"/>
+        </w:rPr>
         <w:t>JavaScript</w:t>
       </w:r>
       <w:bookmarkEnd w:id="8"/>
@@ -4163,33 +4178,47 @@
     <w:p>
       <w:pPr>
         <w:pStyle w:val="Ttulo2"/>
+        <w:rPr>
+          <w:lang w:val="en-GB"/>
+        </w:rPr>
       </w:pPr>
       <w:bookmarkStart w:id="9" w:name="_Toc238304304"/>
-      <w:proofErr w:type="spellStart"/>
-      <w:r>
+      <w:r>
+        <w:rPr>
+          <w:lang w:val="en-GB"/>
+        </w:rPr>
         <w:t>JavaFX</w:t>
       </w:r>
       <w:bookmarkEnd w:id="9"/>
-      <w:proofErr w:type="spellEnd"/>
     </w:p>
     <w:p>
       <w:pPr>
         <w:pStyle w:val="Ttulo2"/>
+        <w:rPr>
+          <w:lang w:val="en-GB"/>
+        </w:rPr>
       </w:pPr>
       <w:bookmarkStart w:id="10" w:name="_Toc238304305"/>
-      <w:proofErr w:type="spellStart"/>
-      <w:r>
+      <w:r>
+        <w:rPr>
+          <w:lang w:val="en-GB"/>
+        </w:rPr>
         <w:t>Kotlin</w:t>
       </w:r>
       <w:bookmarkEnd w:id="10"/>
-      <w:proofErr w:type="spellEnd"/>
     </w:p>
     <w:p>
       <w:pPr>
         <w:pStyle w:val="Ttulo2"/>
+        <w:rPr>
+          <w:lang w:val="en-GB"/>
+        </w:rPr>
       </w:pPr>
       <w:bookmarkStart w:id="11" w:name="_Toc238304306"/>
       <w:r>
+        <w:rPr>
+          <w:lang w:val="en-GB"/>
+        </w:rPr>
         <w:t>SQL</w:t>
       </w:r>
       <w:bookmarkEnd w:id="11"/>
@@ -4197,9 +4226,15 @@
     <w:p>
       <w:pPr>
         <w:pStyle w:val="Ttulo2"/>
+        <w:rPr>
+          <w:lang w:val="en-GB"/>
+        </w:rPr>
       </w:pPr>
       <w:bookmarkStart w:id="12" w:name="_Toc238304307"/>
       <w:r>
+        <w:rPr>
+          <w:lang w:val="en-GB"/>
+        </w:rPr>
         <w:t>Oracle</w:t>
       </w:r>
       <w:bookmarkEnd w:id="12"/>
@@ -4305,32 +4340,1377 @@
       </w:r>
       <w:bookmarkEnd w:id="20"/>
     </w:p>
+    <w:p>
+      <w:r>
+        <w:t>Recopilar información del cliente.</w:t>
+      </w:r>
+    </w:p>
+    <w:p>
+      <w:pPr>
+        <w:pStyle w:val="Ttulo2"/>
+      </w:pPr>
+      <w:bookmarkStart w:id="21" w:name="_Toc238304316"/>
+      <w:r>
+        <w:t>requisitos funcionales y no funcionale</w:t>
+      </w:r>
+      <w:r>
+        <w:t>s</w:t>
+      </w:r>
+      <w:bookmarkEnd w:id="21"/>
+    </w:p>
     <w:p/>
     <w:p>
       <w:pPr>
         <w:pStyle w:val="Ttulo2"/>
       </w:pPr>
-      <w:bookmarkStart w:id="21" w:name="_Toc238304316"/>
-      <w:r>
-        <w:t>requisitos funcionales y no funcionale</w:t>
-      </w:r>
-      <w:r>
-        <w:t>s</w:t>
-      </w:r>
-      <w:bookmarkEnd w:id="21"/>
+      <w:bookmarkStart w:id="22" w:name="_Toc238304317"/>
+      <w:r>
+        <w:t>diagramas de Entidad-Relación</w:t>
+      </w:r>
+      <w:bookmarkEnd w:id="22"/>
+    </w:p>
+    <w:p>
+      <w:r>
+        <w:t>Guia para la construcción de E-R:</w:t>
+      </w:r>
+    </w:p>
+    <w:p>
+      <w:pPr>
+        <w:pStyle w:val="Prrafodelista"/>
+        <w:numPr>
+          <w:ilvl w:val="0"/>
+          <w:numId w:val="2"/>
+        </w:numPr>
+      </w:pPr>
+      <w:r>
+        <w:t>Entender el problema</w:t>
+      </w:r>
+    </w:p>
+    <w:p>
+      <w:pPr>
+        <w:pStyle w:val="Prrafodelista"/>
+        <w:numPr>
+          <w:ilvl w:val="0"/>
+          <w:numId w:val="2"/>
+        </w:numPr>
+      </w:pPr>
+      <w:r>
+        <w:t>Identificar tipos de entidades</w:t>
+      </w:r>
+    </w:p>
+    <w:p>
+      <w:pPr>
+        <w:pStyle w:val="Prrafodelista"/>
+        <w:numPr>
+          <w:ilvl w:val="0"/>
+          <w:numId w:val="2"/>
+        </w:numPr>
+      </w:pPr>
+      <w:r>
+        <w:t>Identificar tipos de relaciones</w:t>
+      </w:r>
+    </w:p>
+    <w:p>
+      <w:pPr>
+        <w:pStyle w:val="Prrafodelista"/>
+        <w:numPr>
+          <w:ilvl w:val="0"/>
+          <w:numId w:val="2"/>
+        </w:numPr>
+      </w:pPr>
+      <w:r>
+        <w:t>Buscar las cardinalidades</w:t>
+      </w:r>
+    </w:p>
+    <w:p>
+      <w:pPr>
+        <w:pStyle w:val="Prrafodelista"/>
+        <w:numPr>
+          <w:ilvl w:val="0"/>
+          <w:numId w:val="2"/>
+        </w:numPr>
+      </w:pPr>
+      <w:r>
+        <w:t>Identificar los atributos de cada entidad</w:t>
+      </w:r>
+    </w:p>
+    <w:p>
+      <w:pPr>
+        <w:pStyle w:val="Prrafodelista"/>
+        <w:numPr>
+          <w:ilvl w:val="0"/>
+          <w:numId w:val="2"/>
+        </w:numPr>
+      </w:pPr>
+      <w:r>
+        <w:t>Identificar las claves de cada entidad</w:t>
+      </w:r>
+    </w:p>
+    <w:p>
+      <w:r>
+        <w:t>El problema es tener una base de datos para que gestione la empresa, tanto para pacientes como para trabajadores y donde se pueda consultar e introducir datos de ellos.</w:t>
+      </w:r>
+    </w:p>
+    <w:p>
+      <w:r>
+        <w:t>Las entidades:</w:t>
+      </w:r>
+    </w:p>
+    <w:p>
+      <w:pPr>
+        <w:pStyle w:val="Prrafodelista"/>
+        <w:numPr>
+          <w:ilvl w:val="0"/>
+          <w:numId w:val="3"/>
+        </w:numPr>
+        <w:rPr>
+          <w:b/>
+          <w:bCs/>
+        </w:rPr>
+      </w:pPr>
+      <w:r>
+        <w:rPr>
+          <w:b/>
+          <w:bCs/>
+        </w:rPr>
+        <w:t>Paciente registrado</w:t>
+      </w:r>
+    </w:p>
+    <w:p>
+      <w:pPr>
+        <w:pStyle w:val="Prrafodelista"/>
+        <w:numPr>
+          <w:ilvl w:val="0"/>
+          <w:numId w:val="3"/>
+        </w:numPr>
+        <w:rPr>
+          <w:b/>
+          <w:bCs/>
+        </w:rPr>
+      </w:pPr>
+      <w:r>
+        <w:rPr>
+          <w:b/>
+          <w:bCs/>
+        </w:rPr>
+        <w:t>Especialista</w:t>
+      </w:r>
+      <w:r>
+        <w:rPr>
+          <w:b/>
+          <w:bCs/>
+        </w:rPr>
+        <w:br/>
+      </w:r>
+      <w:r>
+        <w:t>Tipos:</w:t>
+      </w:r>
+    </w:p>
+    <w:p>
+      <w:pPr>
+        <w:pStyle w:val="Prrafodelista"/>
+        <w:numPr>
+          <w:ilvl w:val="1"/>
+          <w:numId w:val="3"/>
+        </w:numPr>
+      </w:pPr>
+      <w:r>
+        <w:t xml:space="preserve">Ginecología </w:t>
+      </w:r>
+    </w:p>
+    <w:p>
+      <w:pPr>
+        <w:pStyle w:val="Prrafodelista"/>
+        <w:numPr>
+          <w:ilvl w:val="1"/>
+          <w:numId w:val="3"/>
+        </w:numPr>
+      </w:pPr>
+      <w:r>
+        <w:t xml:space="preserve"> Análisis clínicos </w:t>
+      </w:r>
+    </w:p>
+    <w:p>
+      <w:pPr>
+        <w:pStyle w:val="Prrafodelista"/>
+        <w:numPr>
+          <w:ilvl w:val="1"/>
+          <w:numId w:val="3"/>
+        </w:numPr>
+      </w:pPr>
+      <w:r>
+        <w:t xml:space="preserve"> </w:t>
+      </w:r>
+      <w:proofErr w:type="spellStart"/>
+      <w:r>
+        <w:t>Pedriatria</w:t>
+      </w:r>
+      <w:proofErr w:type="spellEnd"/>
+      <w:r>
+        <w:t xml:space="preserve"> </w:t>
+      </w:r>
+    </w:p>
+    <w:p>
+      <w:pPr>
+        <w:pStyle w:val="Prrafodelista"/>
+        <w:numPr>
+          <w:ilvl w:val="1"/>
+          <w:numId w:val="3"/>
+        </w:numPr>
+      </w:pPr>
+      <w:r>
+        <w:t xml:space="preserve"> Alergología </w:t>
+      </w:r>
+    </w:p>
+    <w:p>
+      <w:pPr>
+        <w:pStyle w:val="Prrafodelista"/>
+        <w:numPr>
+          <w:ilvl w:val="1"/>
+          <w:numId w:val="3"/>
+        </w:numPr>
+      </w:pPr>
+      <w:r>
+        <w:t xml:space="preserve"> Aparato digestivo </w:t>
+      </w:r>
+    </w:p>
+    <w:p>
+      <w:pPr>
+        <w:pStyle w:val="Prrafodelista"/>
+        <w:numPr>
+          <w:ilvl w:val="1"/>
+          <w:numId w:val="3"/>
+        </w:numPr>
+      </w:pPr>
+      <w:r>
+        <w:t xml:space="preserve"> Cardiología </w:t>
+      </w:r>
+    </w:p>
+    <w:p>
+      <w:pPr>
+        <w:pStyle w:val="Prrafodelista"/>
+        <w:numPr>
+          <w:ilvl w:val="1"/>
+          <w:numId w:val="3"/>
+        </w:numPr>
+      </w:pPr>
+      <w:r>
+        <w:t xml:space="preserve"> Oftalmología </w:t>
+      </w:r>
+    </w:p>
+    <w:p>
+      <w:pPr>
+        <w:pStyle w:val="Prrafodelista"/>
+        <w:numPr>
+          <w:ilvl w:val="1"/>
+          <w:numId w:val="3"/>
+        </w:numPr>
+      </w:pPr>
+      <w:r>
+        <w:t xml:space="preserve"> Dermatología </w:t>
+      </w:r>
+    </w:p>
+    <w:p>
+      <w:pPr>
+        <w:pStyle w:val="Prrafodelista"/>
+        <w:numPr>
+          <w:ilvl w:val="1"/>
+          <w:numId w:val="3"/>
+        </w:numPr>
+      </w:pPr>
+      <w:r>
+        <w:t xml:space="preserve"> Endocrino y Nutrición </w:t>
+      </w:r>
+    </w:p>
+    <w:p>
+      <w:pPr>
+        <w:pStyle w:val="Prrafodelista"/>
+        <w:numPr>
+          <w:ilvl w:val="0"/>
+          <w:numId w:val="3"/>
+        </w:numPr>
+        <w:rPr>
+          <w:b/>
+          <w:bCs/>
+        </w:rPr>
+      </w:pPr>
+      <w:r>
+        <w:rPr>
+          <w:b/>
+          <w:bCs/>
+        </w:rPr>
+        <w:t>Trabajadores</w:t>
+      </w:r>
+      <w:r>
+        <w:rPr>
+          <w:b/>
+          <w:bCs/>
+        </w:rPr>
+        <w:br/>
+      </w:r>
+      <w:r>
+        <w:t>Tipos:</w:t>
+      </w:r>
+    </w:p>
+    <w:p>
+      <w:pPr>
+        <w:pStyle w:val="Prrafodelista"/>
+        <w:numPr>
+          <w:ilvl w:val="1"/>
+          <w:numId w:val="3"/>
+        </w:numPr>
+      </w:pPr>
+      <w:r>
+        <w:t>Recepcionista</w:t>
+      </w:r>
+    </w:p>
+    <w:p>
+      <w:pPr>
+        <w:pStyle w:val="Prrafodelista"/>
+        <w:numPr>
+          <w:ilvl w:val="1"/>
+          <w:numId w:val="3"/>
+        </w:numPr>
+      </w:pPr>
+      <w:r>
+        <w:t>Enfermeros</w:t>
+      </w:r>
+    </w:p>
+    <w:p>
+      <w:pPr>
+        <w:pStyle w:val="Prrafodelista"/>
+        <w:numPr>
+          <w:ilvl w:val="1"/>
+          <w:numId w:val="3"/>
+        </w:numPr>
+      </w:pPr>
+      <w:r>
+        <w:t>Médicos</w:t>
+      </w:r>
+    </w:p>
+    <w:p>
+      <w:pPr>
+        <w:pStyle w:val="Prrafodelista"/>
+        <w:numPr>
+          <w:ilvl w:val="0"/>
+          <w:numId w:val="3"/>
+        </w:numPr>
+        <w:rPr>
+          <w:b/>
+          <w:bCs/>
+        </w:rPr>
+      </w:pPr>
+      <w:r>
+        <w:rPr>
+          <w:b/>
+          <w:bCs/>
+        </w:rPr>
+        <w:t>Citas</w:t>
+      </w:r>
+    </w:p>
+    <w:p>
+      <w:pPr>
+        <w:pStyle w:val="Prrafodelista"/>
+        <w:numPr>
+          <w:ilvl w:val="0"/>
+          <w:numId w:val="3"/>
+        </w:numPr>
+        <w:rPr>
+          <w:b/>
+          <w:bCs/>
+        </w:rPr>
+      </w:pPr>
+      <w:proofErr w:type="spellStart"/>
+      <w:r>
+        <w:rPr>
+          <w:b/>
+          <w:bCs/>
+        </w:rPr>
+        <w:t>Historial_Medico</w:t>
+      </w:r>
+      <w:proofErr w:type="spellEnd"/>
+    </w:p>
+    <w:p>
+      <w:pPr>
+        <w:pStyle w:val="Prrafodelista"/>
+        <w:numPr>
+          <w:ilvl w:val="0"/>
+          <w:numId w:val="3"/>
+        </w:numPr>
+        <w:rPr>
+          <w:b/>
+          <w:bCs/>
+        </w:rPr>
+      </w:pPr>
+      <w:proofErr w:type="spellStart"/>
+      <w:r>
+        <w:rPr>
+          <w:b/>
+          <w:bCs/>
+        </w:rPr>
+        <w:t>Horario_Laboral</w:t>
+      </w:r>
+      <w:proofErr w:type="spellEnd"/>
+    </w:p>
+    <w:p>
+      <w:pPr>
+        <w:pStyle w:val="Prrafodelista"/>
+        <w:numPr>
+          <w:ilvl w:val="0"/>
+          <w:numId w:val="3"/>
+        </w:numPr>
+        <w:rPr>
+          <w:b/>
+          <w:bCs/>
+        </w:rPr>
+      </w:pPr>
+      <w:proofErr w:type="spellStart"/>
+      <w:r>
+        <w:rPr>
+          <w:b/>
+          <w:bCs/>
+        </w:rPr>
+        <w:lastRenderedPageBreak/>
+        <w:t>Consentimiento_RGPD</w:t>
+      </w:r>
+      <w:proofErr w:type="spellEnd"/>
+    </w:p>
+    <w:p>
+      <w:pPr>
+        <w:pStyle w:val="Prrafodelista"/>
+        <w:numPr>
+          <w:ilvl w:val="0"/>
+          <w:numId w:val="3"/>
+        </w:numPr>
+        <w:rPr>
+          <w:b/>
+          <w:bCs/>
+        </w:rPr>
+      </w:pPr>
+      <w:proofErr w:type="spellStart"/>
+      <w:r>
+        <w:rPr>
+          <w:b/>
+          <w:bCs/>
+        </w:rPr>
+        <w:t>Auditoria_Acceso</w:t>
+      </w:r>
+      <w:proofErr w:type="spellEnd"/>
+    </w:p>
+    <w:p>
+      <w:pPr>
+        <w:pStyle w:val="Prrafodelista"/>
+        <w:numPr>
+          <w:ilvl w:val="0"/>
+          <w:numId w:val="3"/>
+        </w:numPr>
+        <w:rPr>
+          <w:b/>
+          <w:bCs/>
+        </w:rPr>
+      </w:pPr>
+      <w:r>
+        <w:rPr>
+          <w:b/>
+          <w:bCs/>
+        </w:rPr>
+        <w:t>Factura</w:t>
+      </w:r>
+    </w:p>
+    <w:p>
+      <w:r>
+        <w:t>Las relaciones</w:t>
+      </w:r>
+      <w:r>
+        <w:t xml:space="preserve"> y Cardinalidades</w:t>
+      </w:r>
+      <w:r>
+        <w:t>:</w:t>
+      </w:r>
+    </w:p>
+    <w:p>
+      <w:pPr>
+        <w:pStyle w:val="Prrafodelista"/>
+        <w:numPr>
+          <w:ilvl w:val="0"/>
+          <w:numId w:val="6"/>
+        </w:numPr>
+      </w:pPr>
+      <w:r>
+        <w:t>Paciente — Cita (0, N) / (1, 1): Un paciente puede tener registradas desde 0 hasta N citas; una cita pertenece obligatoriamente a 1 paciente.</w:t>
+      </w:r>
+    </w:p>
+    <w:p>
+      <w:pPr>
+        <w:pStyle w:val="Prrafodelista"/>
+        <w:numPr>
+          <w:ilvl w:val="0"/>
+          <w:numId w:val="6"/>
+        </w:numPr>
+      </w:pPr>
+      <w:r>
+        <w:t>Médico — Cita (0, N) / (1, 1): Un médico puede atender desde 0 hasta N citas; cada cita es atendida por 1 médico.</w:t>
+      </w:r>
+    </w:p>
+    <w:p>
+      <w:pPr>
+        <w:pStyle w:val="Prrafodelista"/>
+        <w:numPr>
+          <w:ilvl w:val="0"/>
+          <w:numId w:val="6"/>
+        </w:numPr>
+      </w:pPr>
+      <w:r>
+        <w:t>Especialidad — Médico (1, N) / (1, 1): Una especialidad cuenta con 1 o varios médicos; cada médico pertenece a 1 especialidad titular.</w:t>
+      </w:r>
+    </w:p>
+    <w:p>
+      <w:pPr>
+        <w:pStyle w:val="Prrafodelista"/>
+        <w:numPr>
+          <w:ilvl w:val="0"/>
+          <w:numId w:val="6"/>
+        </w:numPr>
+      </w:pPr>
+      <w:r>
+        <w:t xml:space="preserve">Trabajador — </w:t>
+      </w:r>
+      <w:proofErr w:type="spellStart"/>
+      <w:r>
+        <w:t>Horario_Laboral</w:t>
+      </w:r>
+      <w:proofErr w:type="spellEnd"/>
+      <w:r>
+        <w:t xml:space="preserve"> (1, N) / (1, 1): Un trabajador tiene de 1 a N turnos registrados; cada turno corresponde a 1 trabajador.</w:t>
+      </w:r>
+    </w:p>
+    <w:p>
+      <w:pPr>
+        <w:pStyle w:val="Prrafodelista"/>
+        <w:numPr>
+          <w:ilvl w:val="0"/>
+          <w:numId w:val="6"/>
+        </w:numPr>
+      </w:pPr>
+      <w:r>
+        <w:t xml:space="preserve">Paciente — </w:t>
+      </w:r>
+      <w:proofErr w:type="spellStart"/>
+      <w:r>
+        <w:t>Historial_Medico</w:t>
+      </w:r>
+      <w:proofErr w:type="spellEnd"/>
+      <w:r>
+        <w:t xml:space="preserve"> (0, N</w:t>
+      </w:r>
+      <w:proofErr w:type="gramStart"/>
+      <w:r>
+        <w:t>) :</w:t>
+      </w:r>
+      <w:proofErr w:type="gramEnd"/>
+      <w:r>
+        <w:t xml:space="preserve"> (1, 1)</w:t>
+      </w:r>
+    </w:p>
+    <w:p>
+      <w:pPr>
+        <w:pStyle w:val="Prrafodelista"/>
+        <w:numPr>
+          <w:ilvl w:val="0"/>
+          <w:numId w:val="6"/>
+        </w:numPr>
+      </w:pPr>
+      <w:r>
+        <w:t xml:space="preserve">Cita — </w:t>
+      </w:r>
+      <w:proofErr w:type="spellStart"/>
+      <w:r>
+        <w:t>Historial_Medico</w:t>
+      </w:r>
+      <w:proofErr w:type="spellEnd"/>
+      <w:r>
+        <w:t xml:space="preserve"> (0, 1</w:t>
+      </w:r>
+      <w:proofErr w:type="gramStart"/>
+      <w:r>
+        <w:t>) :</w:t>
+      </w:r>
+      <w:proofErr w:type="gramEnd"/>
+      <w:r>
+        <w:t xml:space="preserve"> (1, 1)</w:t>
+      </w:r>
+    </w:p>
+    <w:p>
+      <w:pPr>
+        <w:pStyle w:val="Prrafodelista"/>
+        <w:numPr>
+          <w:ilvl w:val="0"/>
+          <w:numId w:val="6"/>
+        </w:numPr>
+      </w:pPr>
+      <w:r>
+        <w:t xml:space="preserve">Paciente — </w:t>
+      </w:r>
+      <w:proofErr w:type="spellStart"/>
+      <w:r>
+        <w:t>Consentimiento_RGPD</w:t>
+      </w:r>
+      <w:proofErr w:type="spellEnd"/>
+      <w:r>
+        <w:t xml:space="preserve"> (1, N</w:t>
+      </w:r>
+      <w:proofErr w:type="gramStart"/>
+      <w:r>
+        <w:t>) :</w:t>
+      </w:r>
+      <w:proofErr w:type="gramEnd"/>
+      <w:r>
+        <w:t xml:space="preserve"> (1, 1)</w:t>
+      </w:r>
+    </w:p>
+    <w:p>
+      <w:pPr>
+        <w:pStyle w:val="Prrafodelista"/>
+        <w:numPr>
+          <w:ilvl w:val="0"/>
+          <w:numId w:val="6"/>
+        </w:numPr>
+      </w:pPr>
+      <w:r>
+        <w:t xml:space="preserve">Trabajador — </w:t>
+      </w:r>
+      <w:proofErr w:type="spellStart"/>
+      <w:r>
+        <w:t>Auditoria_Acceso</w:t>
+      </w:r>
+      <w:proofErr w:type="spellEnd"/>
+      <w:r>
+        <w:t xml:space="preserve"> (0, N</w:t>
+      </w:r>
+      <w:proofErr w:type="gramStart"/>
+      <w:r>
+        <w:t>) :</w:t>
+      </w:r>
+      <w:proofErr w:type="gramEnd"/>
+      <w:r>
+        <w:t xml:space="preserve"> (1, 1)</w:t>
+      </w:r>
+    </w:p>
+    <w:p>
+      <w:pPr>
+        <w:pStyle w:val="Prrafodelista"/>
+        <w:numPr>
+          <w:ilvl w:val="0"/>
+          <w:numId w:val="6"/>
+        </w:numPr>
+      </w:pPr>
+      <w:r>
+        <w:t>Cita — Factura (0, 1</w:t>
+      </w:r>
+      <w:proofErr w:type="gramStart"/>
+      <w:r>
+        <w:t>) :</w:t>
+      </w:r>
+      <w:proofErr w:type="gramEnd"/>
+      <w:r>
+        <w:t xml:space="preserve"> (1, 1)</w:t>
+      </w:r>
+    </w:p>
+    <w:p>
+      <w:r>
+        <w:t>Los atributos y claves de cada entidad:</w:t>
+      </w:r>
+    </w:p>
+    <w:p>
+      <w:pPr>
+        <w:pStyle w:val="Prrafodelista"/>
+        <w:numPr>
+          <w:ilvl w:val="0"/>
+          <w:numId w:val="5"/>
+        </w:numPr>
+      </w:pPr>
+      <w:proofErr w:type="spellStart"/>
+      <w:r>
+        <w:rPr>
+          <w:b/>
+          <w:bCs/>
+        </w:rPr>
+        <w:t>Horario_Laboral</w:t>
+      </w:r>
+      <w:proofErr w:type="spellEnd"/>
+      <w:r>
+        <w:t xml:space="preserve">: </w:t>
+      </w:r>
+      <w:proofErr w:type="spellStart"/>
+      <w:r>
+        <w:t>id_horario</w:t>
+      </w:r>
+      <w:proofErr w:type="spellEnd"/>
+      <w:r>
+        <w:t xml:space="preserve"> (PK), </w:t>
+      </w:r>
+      <w:proofErr w:type="spellStart"/>
+      <w:r>
+        <w:t>id_trabajador</w:t>
+      </w:r>
+      <w:proofErr w:type="spellEnd"/>
+      <w:r>
+        <w:t xml:space="preserve"> (FK), </w:t>
+      </w:r>
+      <w:proofErr w:type="spellStart"/>
+      <w:r>
+        <w:t>dia_semana</w:t>
+      </w:r>
+      <w:proofErr w:type="spellEnd"/>
+      <w:r>
+        <w:t xml:space="preserve"> (o fecha), </w:t>
+      </w:r>
+      <w:proofErr w:type="spellStart"/>
+      <w:r>
+        <w:t>hora_inicio</w:t>
+      </w:r>
+      <w:proofErr w:type="spellEnd"/>
+      <w:r>
+        <w:t xml:space="preserve">, </w:t>
+      </w:r>
+      <w:proofErr w:type="spellStart"/>
+      <w:r>
+        <w:t>hora_fin</w:t>
+      </w:r>
+      <w:proofErr w:type="spellEnd"/>
+      <w:r>
+        <w:t xml:space="preserve">, </w:t>
+      </w:r>
+      <w:proofErr w:type="spellStart"/>
+      <w:r>
+        <w:t>tipo_jornada</w:t>
+      </w:r>
+      <w:proofErr w:type="spellEnd"/>
+      <w:r>
+        <w:t xml:space="preserve"> / </w:t>
+      </w:r>
+      <w:proofErr w:type="spellStart"/>
+      <w:r>
+        <w:t>es_festivo</w:t>
+      </w:r>
+      <w:proofErr w:type="spellEnd"/>
+      <w:r>
+        <w:t>.</w:t>
+      </w:r>
+    </w:p>
+    <w:p>
+      <w:pPr>
+        <w:pStyle w:val="Prrafodelista"/>
+        <w:numPr>
+          <w:ilvl w:val="0"/>
+          <w:numId w:val="5"/>
+        </w:numPr>
+      </w:pPr>
+      <w:r>
+        <w:rPr>
+          <w:b/>
+          <w:bCs/>
+        </w:rPr>
+        <w:t>Paciente</w:t>
+      </w:r>
+      <w:r>
+        <w:t xml:space="preserve">: </w:t>
+      </w:r>
+      <w:proofErr w:type="spellStart"/>
+      <w:r>
+        <w:t>id_paciente</w:t>
+      </w:r>
+      <w:proofErr w:type="spellEnd"/>
+      <w:r>
+        <w:t xml:space="preserve"> (PK), </w:t>
+      </w:r>
+      <w:proofErr w:type="spellStart"/>
+      <w:r>
+        <w:t>dni</w:t>
+      </w:r>
+      <w:proofErr w:type="spellEnd"/>
+      <w:r>
+        <w:t xml:space="preserve">, nombre, apellidos, </w:t>
+      </w:r>
+      <w:proofErr w:type="spellStart"/>
+      <w:r>
+        <w:t>telefono</w:t>
+      </w:r>
+      <w:proofErr w:type="spellEnd"/>
+      <w:r>
+        <w:t xml:space="preserve">, email, </w:t>
+      </w:r>
+      <w:proofErr w:type="spellStart"/>
+      <w:r>
+        <w:t>historial_clinico</w:t>
+      </w:r>
+      <w:proofErr w:type="spellEnd"/>
+      <w:r>
+        <w:t>.</w:t>
+      </w:r>
+    </w:p>
+    <w:p>
+      <w:pPr>
+        <w:pStyle w:val="Prrafodelista"/>
+        <w:numPr>
+          <w:ilvl w:val="0"/>
+          <w:numId w:val="5"/>
+        </w:numPr>
+      </w:pPr>
+      <w:r>
+        <w:rPr>
+          <w:b/>
+          <w:bCs/>
+        </w:rPr>
+        <w:t>Trabajador:</w:t>
+      </w:r>
+      <w:r>
+        <w:t xml:space="preserve"> </w:t>
+      </w:r>
+      <w:proofErr w:type="spellStart"/>
+      <w:r>
+        <w:t>id_trabajador</w:t>
+      </w:r>
+      <w:proofErr w:type="spellEnd"/>
+      <w:r>
+        <w:t xml:space="preserve"> (PK), </w:t>
+      </w:r>
+      <w:proofErr w:type="spellStart"/>
+      <w:r>
+        <w:t>dni</w:t>
+      </w:r>
+      <w:proofErr w:type="spellEnd"/>
+      <w:r>
+        <w:t xml:space="preserve">, nombre, apellidos, rol (Recepcionista, Enfermero, Médico), </w:t>
+      </w:r>
+      <w:proofErr w:type="spellStart"/>
+      <w:r>
+        <w:t>id_especialidad</w:t>
+      </w:r>
+      <w:proofErr w:type="spellEnd"/>
+      <w:r>
+        <w:t xml:space="preserve"> (FK, </w:t>
+      </w:r>
+      <w:proofErr w:type="spellStart"/>
+      <w:r>
+        <w:t>nullable</w:t>
+      </w:r>
+      <w:proofErr w:type="spellEnd"/>
+      <w:r>
+        <w:t xml:space="preserve"> si no es médico), usuario, </w:t>
+      </w:r>
+      <w:proofErr w:type="spellStart"/>
+      <w:r>
+        <w:t>password_hash</w:t>
+      </w:r>
+      <w:proofErr w:type="spellEnd"/>
+      <w:r>
+        <w:t>.</w:t>
+      </w:r>
+    </w:p>
+    <w:p>
+      <w:pPr>
+        <w:pStyle w:val="Prrafodelista"/>
+        <w:numPr>
+          <w:ilvl w:val="0"/>
+          <w:numId w:val="5"/>
+        </w:numPr>
+      </w:pPr>
+      <w:r>
+        <w:rPr>
+          <w:b/>
+          <w:bCs/>
+        </w:rPr>
+        <w:t>Especialidad</w:t>
+      </w:r>
+      <w:r>
+        <w:t xml:space="preserve">: </w:t>
+      </w:r>
+      <w:proofErr w:type="spellStart"/>
+      <w:r>
+        <w:t>id_especialidad</w:t>
+      </w:r>
+      <w:proofErr w:type="spellEnd"/>
+      <w:r>
+        <w:t xml:space="preserve"> (PK), </w:t>
+      </w:r>
+      <w:proofErr w:type="spellStart"/>
+      <w:r>
+        <w:t>nombre_especialidad</w:t>
+      </w:r>
+      <w:proofErr w:type="spellEnd"/>
+      <w:r>
+        <w:t xml:space="preserve"> (Cardiología, Pediatría, Dermatología, etc.), </w:t>
+      </w:r>
+      <w:proofErr w:type="spellStart"/>
+      <w:r>
+        <w:t>descripcion</w:t>
+      </w:r>
+      <w:proofErr w:type="spellEnd"/>
+      <w:r>
+        <w:t>.</w:t>
+      </w:r>
+    </w:p>
+    <w:p>
+      <w:pPr>
+        <w:pStyle w:val="Prrafodelista"/>
+        <w:numPr>
+          <w:ilvl w:val="0"/>
+          <w:numId w:val="5"/>
+        </w:numPr>
+      </w:pPr>
+      <w:r>
+        <w:rPr>
+          <w:b/>
+          <w:bCs/>
+        </w:rPr>
+        <w:t>Cita:</w:t>
+      </w:r>
+      <w:r>
+        <w:t xml:space="preserve"> </w:t>
+      </w:r>
+      <w:proofErr w:type="spellStart"/>
+      <w:r>
+        <w:t>id_cita</w:t>
+      </w:r>
+      <w:proofErr w:type="spellEnd"/>
+      <w:r>
+        <w:t xml:space="preserve"> (PK), </w:t>
+      </w:r>
+      <w:proofErr w:type="spellStart"/>
+      <w:r>
+        <w:t>id_paciente</w:t>
+      </w:r>
+      <w:proofErr w:type="spellEnd"/>
+      <w:r>
+        <w:t xml:space="preserve"> (FK), </w:t>
+      </w:r>
+      <w:proofErr w:type="spellStart"/>
+      <w:r>
+        <w:t>id_trabajador</w:t>
+      </w:r>
+      <w:proofErr w:type="spellEnd"/>
+      <w:r>
+        <w:t xml:space="preserve"> (FK, médico asignado), </w:t>
+      </w:r>
+      <w:proofErr w:type="spellStart"/>
+      <w:r>
+        <w:t>fecha_hora</w:t>
+      </w:r>
+      <w:proofErr w:type="spellEnd"/>
+      <w:r>
+        <w:t xml:space="preserve">, estado (Pendiente, Realizada, Cancelada), </w:t>
+      </w:r>
+      <w:proofErr w:type="spellStart"/>
+      <w:r>
+        <w:t>motivo_consulta</w:t>
+      </w:r>
+      <w:proofErr w:type="spellEnd"/>
+      <w:r>
+        <w:t>, diagnostico.</w:t>
+      </w:r>
+    </w:p>
+    <w:p>
+      <w:pPr>
+        <w:pStyle w:val="Prrafodelista"/>
+        <w:numPr>
+          <w:ilvl w:val="0"/>
+          <w:numId w:val="5"/>
+        </w:numPr>
+      </w:pPr>
+      <w:proofErr w:type="spellStart"/>
+      <w:r>
+        <w:rPr>
+          <w:b/>
+          <w:bCs/>
+        </w:rPr>
+        <w:t>Historial_</w:t>
+      </w:r>
+      <w:proofErr w:type="gramStart"/>
+      <w:r>
+        <w:rPr>
+          <w:b/>
+          <w:bCs/>
+        </w:rPr>
+        <w:t>Medico</w:t>
+      </w:r>
+      <w:proofErr w:type="spellEnd"/>
+      <w:r>
+        <w:t xml:space="preserve"> :</w:t>
+      </w:r>
+      <w:proofErr w:type="gramEnd"/>
+      <w:r>
+        <w:t xml:space="preserve"> </w:t>
+      </w:r>
+      <w:proofErr w:type="spellStart"/>
+      <w:r>
+        <w:t>id_historial</w:t>
+      </w:r>
+      <w:proofErr w:type="spellEnd"/>
+      <w:r>
+        <w:t xml:space="preserve"> (PK), </w:t>
+      </w:r>
+      <w:proofErr w:type="spellStart"/>
+      <w:r>
+        <w:t>id_paciente</w:t>
+      </w:r>
+      <w:proofErr w:type="spellEnd"/>
+      <w:r>
+        <w:t xml:space="preserve"> (FK), </w:t>
+      </w:r>
+      <w:proofErr w:type="spellStart"/>
+      <w:r>
+        <w:t>id_cita</w:t>
+      </w:r>
+      <w:proofErr w:type="spellEnd"/>
+      <w:r>
+        <w:t xml:space="preserve"> (FK), </w:t>
+      </w:r>
+      <w:proofErr w:type="spellStart"/>
+      <w:r>
+        <w:t>diagnostico</w:t>
+      </w:r>
+      <w:proofErr w:type="spellEnd"/>
+      <w:r>
+        <w:t xml:space="preserve">, tratamiento, </w:t>
+      </w:r>
+      <w:proofErr w:type="spellStart"/>
+      <w:r>
+        <w:t>fecha_registro</w:t>
+      </w:r>
+      <w:proofErr w:type="spellEnd"/>
+      <w:r>
+        <w:t>.</w:t>
+      </w:r>
+    </w:p>
+    <w:p>
+      <w:pPr>
+        <w:pStyle w:val="Prrafodelista"/>
+        <w:numPr>
+          <w:ilvl w:val="0"/>
+          <w:numId w:val="5"/>
+        </w:numPr>
+      </w:pPr>
+      <w:proofErr w:type="spellStart"/>
+      <w:r>
+        <w:rPr>
+          <w:b/>
+          <w:bCs/>
+        </w:rPr>
+        <w:t>Auditoria_Acceso</w:t>
+      </w:r>
+      <w:proofErr w:type="spellEnd"/>
+      <w:r>
+        <w:t xml:space="preserve"> (Trazabilidad y Ley Sanitaria</w:t>
+      </w:r>
+      <w:r>
+        <w:t xml:space="preserve">) </w:t>
+      </w:r>
+      <w:proofErr w:type="spellStart"/>
+      <w:r>
+        <w:t>id_log</w:t>
+      </w:r>
+      <w:proofErr w:type="spellEnd"/>
+      <w:r>
+        <w:t xml:space="preserve"> (PK), </w:t>
+      </w:r>
+      <w:proofErr w:type="spellStart"/>
+      <w:r>
+        <w:t>id_trabajador</w:t>
+      </w:r>
+      <w:proofErr w:type="spellEnd"/>
+      <w:r>
+        <w:t xml:space="preserve"> (FK), </w:t>
+      </w:r>
+      <w:proofErr w:type="spellStart"/>
+      <w:r>
+        <w:t>id_paciente</w:t>
+      </w:r>
+      <w:proofErr w:type="spellEnd"/>
+      <w:r>
+        <w:t xml:space="preserve"> (FK), </w:t>
+      </w:r>
+      <w:proofErr w:type="spellStart"/>
+      <w:r>
+        <w:t>accion</w:t>
+      </w:r>
+      <w:proofErr w:type="spellEnd"/>
+      <w:r>
+        <w:t xml:space="preserve"> (</w:t>
+      </w:r>
+      <w:r>
+        <w:rPr>
+          <w:i/>
+          <w:iCs/>
+        </w:rPr>
+        <w:t>SELECT, INSERT, UPDATE, DELETE</w:t>
+      </w:r>
+      <w:r>
+        <w:t xml:space="preserve">), </w:t>
+      </w:r>
+      <w:proofErr w:type="spellStart"/>
+      <w:r>
+        <w:t>tabla_afectada</w:t>
+      </w:r>
+      <w:proofErr w:type="spellEnd"/>
+      <w:r>
+        <w:t xml:space="preserve">, </w:t>
+      </w:r>
+      <w:proofErr w:type="spellStart"/>
+      <w:r>
+        <w:t>fecha_hora</w:t>
+      </w:r>
+      <w:proofErr w:type="spellEnd"/>
+      <w:r>
+        <w:t xml:space="preserve">, </w:t>
+      </w:r>
+      <w:proofErr w:type="spellStart"/>
+      <w:r>
+        <w:t>direccion_ip</w:t>
+      </w:r>
+      <w:proofErr w:type="spellEnd"/>
+      <w:r>
+        <w:br/>
+      </w:r>
+      <w:r>
+        <w:br/>
+      </w:r>
+    </w:p>
+    <w:p>
+      <w:pPr>
+        <w:pStyle w:val="Prrafodelista"/>
+        <w:numPr>
+          <w:ilvl w:val="0"/>
+          <w:numId w:val="5"/>
+        </w:numPr>
+        <w:rPr>
+          <w:b/>
+          <w:bCs/>
+        </w:rPr>
+      </w:pPr>
+      <w:proofErr w:type="spellStart"/>
+      <w:r>
+        <w:rPr>
+          <w:b/>
+          <w:bCs/>
+        </w:rPr>
+        <w:lastRenderedPageBreak/>
+        <w:t>Consentimiento_RGPD</w:t>
+      </w:r>
+      <w:proofErr w:type="spellEnd"/>
+      <w:r>
+        <w:rPr>
+          <w:b/>
+          <w:bCs/>
+        </w:rPr>
+        <w:t xml:space="preserve"> (Cumplimiento de Privacidad)</w:t>
+      </w:r>
+      <w:r>
+        <w:rPr>
+          <w:b/>
+          <w:bCs/>
+        </w:rPr>
+        <w:t xml:space="preserve">: </w:t>
+      </w:r>
+      <w:proofErr w:type="spellStart"/>
+      <w:r>
+        <w:t>id_consentimiento</w:t>
+      </w:r>
+      <w:proofErr w:type="spellEnd"/>
+      <w:r>
+        <w:t xml:space="preserve"> (PK), </w:t>
+      </w:r>
+      <w:proofErr w:type="spellStart"/>
+      <w:r>
+        <w:t>id_paciente</w:t>
+      </w:r>
+      <w:proofErr w:type="spellEnd"/>
+      <w:r>
+        <w:t xml:space="preserve"> (FK), </w:t>
+      </w:r>
+      <w:proofErr w:type="spellStart"/>
+      <w:r>
+        <w:t>tipo_consentimiento</w:t>
+      </w:r>
+      <w:proofErr w:type="spellEnd"/>
+      <w:r>
+        <w:t xml:space="preserve"> (</w:t>
+      </w:r>
+      <w:proofErr w:type="spellStart"/>
+      <w:r>
+        <w:t>TratamientoDatos</w:t>
+      </w:r>
+      <w:proofErr w:type="spellEnd"/>
+      <w:r>
+        <w:t xml:space="preserve">, Comunicaciones, </w:t>
+      </w:r>
+      <w:proofErr w:type="spellStart"/>
+      <w:r>
+        <w:t>CesionLaboratorio</w:t>
+      </w:r>
+      <w:proofErr w:type="spellEnd"/>
+      <w:r>
+        <w:t xml:space="preserve">), aceptado (BOOLEAN), </w:t>
+      </w:r>
+      <w:proofErr w:type="spellStart"/>
+      <w:r>
+        <w:t>fecha_firma</w:t>
+      </w:r>
+      <w:proofErr w:type="spellEnd"/>
+      <w:r>
+        <w:t xml:space="preserve">, </w:t>
+      </w:r>
+      <w:proofErr w:type="spellStart"/>
+      <w:r>
+        <w:t>version_politica</w:t>
+      </w:r>
+      <w:proofErr w:type="spellEnd"/>
+      <w:r>
+        <w:t>.</w:t>
+      </w:r>
+    </w:p>
+    <w:p>
+      <w:pPr>
+        <w:pStyle w:val="Prrafodelista"/>
+        <w:numPr>
+          <w:ilvl w:val="0"/>
+          <w:numId w:val="5"/>
+        </w:numPr>
+        <w:rPr>
+          <w:b/>
+          <w:bCs/>
+        </w:rPr>
+      </w:pPr>
+      <w:r>
+        <w:rPr>
+          <w:b/>
+          <w:bCs/>
+        </w:rPr>
+        <w:t xml:space="preserve">Factura / </w:t>
+      </w:r>
+      <w:proofErr w:type="spellStart"/>
+      <w:r>
+        <w:rPr>
+          <w:b/>
+          <w:bCs/>
+        </w:rPr>
+        <w:t>Transaccion</w:t>
+      </w:r>
+      <w:proofErr w:type="spellEnd"/>
+      <w:r>
+        <w:rPr>
+          <w:b/>
+          <w:bCs/>
+        </w:rPr>
+        <w:t xml:space="preserve"> (Operativa Comercial)</w:t>
+      </w:r>
+      <w:r>
+        <w:rPr>
+          <w:b/>
+          <w:bCs/>
+        </w:rPr>
+        <w:t xml:space="preserve">: </w:t>
+      </w:r>
+      <w:proofErr w:type="spellStart"/>
+      <w:r>
+        <w:t>id_factura</w:t>
+      </w:r>
+      <w:proofErr w:type="spellEnd"/>
+      <w:r>
+        <w:t xml:space="preserve"> (PK), </w:t>
+      </w:r>
+      <w:proofErr w:type="spellStart"/>
+      <w:r>
+        <w:t>id_cita</w:t>
+      </w:r>
+      <w:proofErr w:type="spellEnd"/>
+      <w:r>
+        <w:t xml:space="preserve"> (FK), </w:t>
+      </w:r>
+      <w:proofErr w:type="spellStart"/>
+      <w:r>
+        <w:t>id_paciente</w:t>
+      </w:r>
+      <w:proofErr w:type="spellEnd"/>
+      <w:r>
+        <w:t xml:space="preserve"> (FK), </w:t>
+      </w:r>
+      <w:proofErr w:type="spellStart"/>
+      <w:r>
+        <w:t>importe_total</w:t>
+      </w:r>
+      <w:proofErr w:type="spellEnd"/>
+      <w:r>
+        <w:t xml:space="preserve">, </w:t>
+      </w:r>
+      <w:proofErr w:type="spellStart"/>
+      <w:r>
+        <w:t>metodo_pago</w:t>
+      </w:r>
+      <w:proofErr w:type="spellEnd"/>
+      <w:r>
+        <w:t xml:space="preserve"> (</w:t>
+      </w:r>
+      <w:r>
+        <w:rPr>
+          <w:i/>
+          <w:iCs/>
+        </w:rPr>
+        <w:t>Tarjeta</w:t>
+      </w:r>
+      <w:r>
+        <w:rPr>
+          <w:b/>
+          <w:bCs/>
+          <w:i/>
+          <w:iCs/>
+        </w:rPr>
+        <w:t xml:space="preserve">, </w:t>
+      </w:r>
+      <w:r>
+        <w:rPr>
+          <w:i/>
+          <w:iCs/>
+        </w:rPr>
+        <w:t>Efectivo, Seguro</w:t>
+      </w:r>
+      <w:r>
+        <w:t xml:space="preserve">), </w:t>
+      </w:r>
+      <w:proofErr w:type="spellStart"/>
+      <w:r>
+        <w:t>estado_pago</w:t>
+      </w:r>
+      <w:proofErr w:type="spellEnd"/>
+      <w:r>
+        <w:t xml:space="preserve"> (</w:t>
+      </w:r>
+      <w:r>
+        <w:rPr>
+          <w:i/>
+          <w:iCs/>
+        </w:rPr>
+        <w:t>Pagado, Pendiente</w:t>
+      </w:r>
+      <w:r>
+        <w:t xml:space="preserve">), </w:t>
+      </w:r>
+      <w:proofErr w:type="spellStart"/>
+      <w:r>
+        <w:t>fecha_emision</w:t>
+      </w:r>
+      <w:proofErr w:type="spellEnd"/>
+      <w:r>
+        <w:t>.</w:t>
+      </w:r>
     </w:p>
     <w:p/>
     <w:p>
       <w:pPr>
-        <w:pStyle w:val="Ttulo2"/>
-      </w:pPr>
-      <w:bookmarkStart w:id="22" w:name="_Toc238304317"/>
-      <w:r>
-        <w:t>diagramas de Entidad-Relación</w:t>
-      </w:r>
-      <w:bookmarkEnd w:id="22"/>
-    </w:p>
-    <w:p/>
+        <w:pStyle w:val="Prrafodelista"/>
+        <w:ind w:left="1440"/>
+      </w:pPr>
+    </w:p>
     <w:p>
       <w:pPr>
         <w:pStyle w:val="Ttulo2"/>
@@ -4501,7 +5881,7 @@
 </file>
 
 <file path=word/endnotes.xml><?xml version="1.0" encoding="utf-8"?>
-<w:endnotes xmlns:wpc="http://schemas.microsoft.com/office/word/2010/wordprocessingCanvas" xmlns:cx="http://schemas.microsoft.com/office/drawing/2014/chartex" xmlns:cx1="http://schemas.microsoft.com/office/drawing/2015/9/8/chartex" xmlns:cx2="http://schemas.microsoft.com/office/drawing/2015/10/21/chartex" xmlns:cx3="http://schemas.microsoft.com/office/drawing/2016/5/9/chartex" xmlns:cx4="http://schemas.microsoft.com/office/drawing/2016/5/10/chartex" xmlns:cx5="http://schemas.microsoft.com/office/drawing/2016/5/11/chartex" xmlns:cx6="http://schemas.microsoft.com/office/drawing/2016/5/12/chartex" xmlns:cx7="http://schemas.microsoft.com/office/drawing/2016/5/13/chartex" xmlns:cx8="http://schemas.microsoft.com/office/drawing/2016/5/14/chartex" xmlns:mc="http://schemas.openxmlformats.org/markup-compatibility/2006" xmlns:aink="http://schemas.microsoft.com/office/drawing/2016/ink" xmlns:am3d="http://schemas.microsoft.com/office/drawing/2017/model3d" xmlns:o="urn:schemas-microsoft-com:office:office" xmlns:oel="http://schemas.microsoft.com/office/2019/extlst" xmlns:r="http://schemas.openxmlformats.org/officeDocument/2006/relationships" xmlns:m="http://schemas.openxmlformats.org/officeDocument/2006/math" xmlns:v="urn:schemas-microsoft-com:vml" xmlns:wp14="http://schemas.microsoft.com/office/word/2010/wordprocessingDrawing" xmlns:wp="http://schemas.openxmlformats.org/drawingml/2006/wordprocessingDrawing" xmlns:w10="urn:schemas-microsoft-com:office:word" xmlns:w="http://schemas.openxmlformats.org/wordprocessingml/2006/main" xmlns:w14="http://schemas.microsoft.com/office/word/2010/wordml" xmlns:w15="http://schemas.microsoft.com/office/word/2012/wordml" xmlns:w16cei="http://schemas.microsoft.com/office/word/2026/wordml/cei" xmlns:w16cex="http://schemas.microsoft.com/office/word/2018/wordml/cex" xmlns:w16cid="http://schemas.microsoft.com/office/word/2016/wordml/cid" xmlns:w16="http://schemas.microsoft.com/office/word/2018/wordml" xmlns:w16du="http://schemas.microsoft.com/office/word/2023/wordml/word16du" xmlns:w16sdtdh="http://schemas.microsoft.com/office/word/2020/wordml/sdtdatahash" xmlns:w16sdtfl="http://schemas.microsoft.com/office/word/2024/wordml/sdtformatlock" xmlns:w16se="http://schemas.microsoft.com/office/word/2015/wordml/symex" xmlns:wpg="http://schemas.microsoft.com/office/word/2010/wordprocessingGroup" xmlns:wpi="http://schemas.microsoft.com/office/word/2010/wordprocessingInk" xmlns:wne="http://schemas.microsoft.com/office/word/2006/wordml" xmlns:wps="http://schemas.microsoft.com/office/word/2010/wordprocessingShape" mc:Ignorable="w14 w15 w16se w16cid w16 w16cex w16sdtdh w16sdtfl w16du wp14">
+<w:endnotes xmlns:wpc="http://schemas.microsoft.com/office/word/2010/wordprocessingCanvas" xmlns:cx="http://schemas.microsoft.com/office/drawing/2014/chartex" xmlns:cx1="http://schemas.microsoft.com/office/drawing/2015/9/8/chartex" xmlns:cx2="http://schemas.microsoft.com/office/drawing/2015/10/21/chartex" xmlns:cx3="http://schemas.microsoft.com/office/drawing/2016/5/9/chartex" xmlns:cx4="http://schemas.microsoft.com/office/drawing/2016/5/10/chartex" xmlns:cx5="http://schemas.microsoft.com/office/drawing/2016/5/11/chartex" xmlns:cx6="http://schemas.microsoft.com/office/drawing/2016/5/12/chartex" xmlns:cx7="http://schemas.microsoft.com/office/drawing/2016/5/13/chartex" xmlns:cx8="http://schemas.microsoft.com/office/drawing/2016/5/14/chartex" xmlns:mc="http://schemas.openxmlformats.org/markup-compatibility/2006" xmlns:aink="http://schemas.microsoft.com/office/drawing/2016/ink" xmlns:am3d="http://schemas.microsoft.com/office/drawing/2017/model3d" xmlns:o="urn:schemas-microsoft-com:office:office" xmlns:oel="http://schemas.microsoft.com/office/2019/extlst" xmlns:r="http://schemas.openxmlformats.org/officeDocument/2006/relationships" xmlns:m="http://schemas.openxmlformats.org/officeDocument/2006/math" xmlns:v="urn:schemas-microsoft-com:vml" xmlns:wp14="http://schemas.microsoft.com/office/word/2010/wordprocessingDrawing" xmlns:wp="http://schemas.openxmlformats.org/drawingml/2006/wordprocessingDrawing" xmlns:w10="urn:schemas-microsoft-com:office:word" xmlns:w="http://schemas.openxmlformats.org/wordprocessingml/2006/main" xmlns:w14="http://schemas.microsoft.com/office/word/2010/wordml" xmlns:w15="http://schemas.microsoft.com/office/word/2012/wordml" xmlns:w16cex="http://schemas.microsoft.com/office/word/2018/wordml/cex" xmlns:w16cid="http://schemas.microsoft.com/office/word/2016/wordml/cid" xmlns:w16="http://schemas.microsoft.com/office/word/2018/wordml" xmlns:w16du="http://schemas.microsoft.com/office/word/2023/wordml/word16du" xmlns:w16sdtdh="http://schemas.microsoft.com/office/word/2020/wordml/sdtdatahash" xmlns:w16sdtfl="http://schemas.microsoft.com/office/word/2024/wordml/sdtformatlock" xmlns:w16se="http://schemas.microsoft.com/office/word/2015/wordml/symex" xmlns:wpg="http://schemas.microsoft.com/office/word/2010/wordprocessingGroup" xmlns:wpi="http://schemas.microsoft.com/office/word/2010/wordprocessingInk" xmlns:wne="http://schemas.microsoft.com/office/word/2006/wordml" xmlns:wps="http://schemas.microsoft.com/office/word/2010/wordprocessingShape" mc:Ignorable="w14 w15 w16se w16cid w16 w16cex w16sdtdh w16sdtfl w16du wp14">
   <w:endnote w:type="separator" w:id="-1">
     <w:p>
       <w:pPr>
@@ -4526,7 +5906,7 @@
 </file>
 
 <file path=word/footnotes.xml><?xml version="1.0" encoding="utf-8"?>
-<w:footnotes xmlns:wpc="http://schemas.microsoft.com/office/word/2010/wordprocessingCanvas" xmlns:cx="http://schemas.microsoft.com/office/drawing/2014/chartex" xmlns:cx1="http://schemas.microsoft.com/office/drawing/2015/9/8/chartex" xmlns:cx2="http://schemas.microsoft.com/office/drawing/2015/10/21/chartex" xmlns:cx3="http://schemas.microsoft.com/office/drawing/2016/5/9/chartex" xmlns:cx4="http://schemas.microsoft.com/office/drawing/2016/5/10/chartex" xmlns:cx5="http://schemas.microsoft.com/office/drawing/2016/5/11/chartex" xmlns:cx6="http://schemas.microsoft.com/office/drawing/2016/5/12/chartex" xmlns:cx7="http://schemas.microsoft.com/office/drawing/2016/5/13/chartex" xmlns:cx8="http://schemas.microsoft.com/office/drawing/2016/5/14/chartex" xmlns:mc="http://schemas.openxmlformats.org/markup-compatibility/2006" xmlns:aink="http://schemas.microsoft.com/office/drawing/2016/ink" xmlns:am3d="http://schemas.microsoft.com/office/drawing/2017/model3d" xmlns:o="urn:schemas-microsoft-com:office:office" xmlns:oel="http://schemas.microsoft.com/office/2019/extlst" xmlns:r="http://schemas.openxmlformats.org/officeDocument/2006/relationships" xmlns:m="http://schemas.openxmlformats.org/officeDocument/2006/math" xmlns:v="urn:schemas-microsoft-com:vml" xmlns:wp14="http://schemas.microsoft.com/office/word/2010/wordprocessingDrawing" xmlns:wp="http://schemas.openxmlformats.org/drawingml/2006/wordprocessingDrawing" xmlns:w10="urn:schemas-microsoft-com:office:word" xmlns:w="http://schemas.openxmlformats.org/wordprocessingml/2006/main" xmlns:w14="http://schemas.microsoft.com/office/word/2010/wordml" xmlns:w15="http://schemas.microsoft.com/office/word/2012/wordml" xmlns:w16cei="http://schemas.microsoft.com/office/word/2026/wordml/cei" xmlns:w16cex="http://schemas.microsoft.com/office/word/2018/wordml/cex" xmlns:w16cid="http://schemas.microsoft.com/office/word/2016/wordml/cid" xmlns:w16="http://schemas.microsoft.com/office/word/2018/wordml" xmlns:w16du="http://schemas.microsoft.com/office/word/2023/wordml/word16du" xmlns:w16sdtdh="http://schemas.microsoft.com/office/word/2020/wordml/sdtdatahash" xmlns:w16sdtfl="http://schemas.microsoft.com/office/word/2024/wordml/sdtformatlock" xmlns:w16se="http://schemas.microsoft.com/office/word/2015/wordml/symex" xmlns:wpg="http://schemas.microsoft.com/office/word/2010/wordprocessingGroup" xmlns:wpi="http://schemas.microsoft.com/office/word/2010/wordprocessingInk" xmlns:wne="http://schemas.microsoft.com/office/word/2006/wordml" xmlns:wps="http://schemas.microsoft.com/office/word/2010/wordprocessingShape" mc:Ignorable="w14 w15 w16se w16cid w16 w16cex w16sdtdh w16sdtfl w16du wp14">
+<w:footnotes xmlns:wpc="http://schemas.microsoft.com/office/word/2010/wordprocessingCanvas" xmlns:cx="http://schemas.microsoft.com/office/drawing/2014/chartex" xmlns:cx1="http://schemas.microsoft.com/office/drawing/2015/9/8/chartex" xmlns:cx2="http://schemas.microsoft.com/office/drawing/2015/10/21/chartex" xmlns:cx3="http://schemas.microsoft.com/office/drawing/2016/5/9/chartex" xmlns:cx4="http://schemas.microsoft.com/office/drawing/2016/5/10/chartex" xmlns:cx5="http://schemas.microsoft.com/office/drawing/2016/5/11/chartex" xmlns:cx6="http://schemas.microsoft.com/office/drawing/2016/5/12/chartex" xmlns:cx7="http://schemas.microsoft.com/office/drawing/2016/5/13/chartex" xmlns:cx8="http://schemas.microsoft.com/office/drawing/2016/5/14/chartex" xmlns:mc="http://schemas.openxmlformats.org/markup-compatibility/2006" xmlns:aink="http://schemas.microsoft.com/office/drawing/2016/ink" xmlns:am3d="http://schemas.microsoft.com/office/drawing/2017/model3d" xmlns:o="urn:schemas-microsoft-com:office:office" xmlns:oel="http://schemas.microsoft.com/office/2019/extlst" xmlns:r="http://schemas.openxmlformats.org/officeDocument/2006/relationships" xmlns:m="http://schemas.openxmlformats.org/officeDocument/2006/math" xmlns:v="urn:schemas-microsoft-com:vml" xmlns:wp14="http://schemas.microsoft.com/office/word/2010/wordprocessingDrawing" xmlns:wp="http://schemas.openxmlformats.org/drawingml/2006/wordprocessingDrawing" xmlns:w10="urn:schemas-microsoft-com:office:word" xmlns:w="http://schemas.openxmlformats.org/wordprocessingml/2006/main" xmlns:w14="http://schemas.microsoft.com/office/word/2010/wordml" xmlns:w15="http://schemas.microsoft.com/office/word/2012/wordml" xmlns:w16cex="http://schemas.microsoft.com/office/word/2018/wordml/cex" xmlns:w16cid="http://schemas.microsoft.com/office/word/2016/wordml/cid" xmlns:w16="http://schemas.microsoft.com/office/word/2018/wordml" xmlns:w16du="http://schemas.microsoft.com/office/word/2023/wordml/word16du" xmlns:w16sdtdh="http://schemas.microsoft.com/office/word/2020/wordml/sdtdatahash" xmlns:w16sdtfl="http://schemas.microsoft.com/office/word/2024/wordml/sdtformatlock" xmlns:w16se="http://schemas.microsoft.com/office/word/2015/wordml/symex" xmlns:wpg="http://schemas.microsoft.com/office/word/2010/wordprocessingGroup" xmlns:wpi="http://schemas.microsoft.com/office/word/2010/wordprocessingInk" xmlns:wne="http://schemas.microsoft.com/office/word/2006/wordml" xmlns:wps="http://schemas.microsoft.com/office/word/2010/wordprocessingShape" mc:Ignorable="w14 w15 w16se w16cid w16 w16cex w16sdtdh w16sdtfl w16du wp14">
   <w:footnote w:type="separator" w:id="-1">
     <w:p>
       <w:pPr>
@@ -4554,8 +5934,546 @@
 </file>
 
 <file path=word/numbering.xml><?xml version="1.0" encoding="utf-8"?>
-<w:numbering xmlns:wpc="http://schemas.microsoft.com/office/word/2010/wordprocessingCanvas" xmlns:cx="http://schemas.microsoft.com/office/drawing/2014/chartex" xmlns:cx1="http://schemas.microsoft.com/office/drawing/2015/9/8/chartex" xmlns:cx2="http://schemas.microsoft.com/office/drawing/2015/10/21/chartex" xmlns:cx3="http://schemas.microsoft.com/office/drawing/2016/5/9/chartex" xmlns:cx4="http://schemas.microsoft.com/office/drawing/2016/5/10/chartex" xmlns:cx5="http://schemas.microsoft.com/office/drawing/2016/5/11/chartex" xmlns:cx6="http://schemas.microsoft.com/office/drawing/2016/5/12/chartex" xmlns:cx7="http://schemas.microsoft.com/office/drawing/2016/5/13/chartex" xmlns:cx8="http://schemas.microsoft.com/office/drawing/2016/5/14/chartex" xmlns:mc="http://schemas.openxmlformats.org/markup-compatibility/2006" xmlns:aink="http://schemas.microsoft.com/office/drawing/2016/ink" xmlns:am3d="http://schemas.microsoft.com/office/drawing/2017/model3d" xmlns:o="urn:schemas-microsoft-com:office:office" xmlns:oel="http://schemas.microsoft.com/office/2019/extlst" xmlns:r="http://schemas.openxmlformats.org/officeDocument/2006/relationships" xmlns:m="http://schemas.openxmlformats.org/officeDocument/2006/math" xmlns:v="urn:schemas-microsoft-com:vml" xmlns:wp14="http://schemas.microsoft.com/office/word/2010/wordprocessingDrawing" xmlns:wp="http://schemas.openxmlformats.org/drawingml/2006/wordprocessingDrawing" xmlns:w10="urn:schemas-microsoft-com:office:word" xmlns:w="http://schemas.openxmlformats.org/wordprocessingml/2006/main" xmlns:w14="http://schemas.microsoft.com/office/word/2010/wordml" xmlns:w15="http://schemas.microsoft.com/office/word/2012/wordml" xmlns:w16cei="http://schemas.microsoft.com/office/word/2026/wordml/cei" xmlns:w16cex="http://schemas.microsoft.com/office/word/2018/wordml/cex" xmlns:w16cid="http://schemas.microsoft.com/office/word/2016/wordml/cid" xmlns:w16="http://schemas.microsoft.com/office/word/2018/wordml" xmlns:w16du="http://schemas.microsoft.com/office/word/2023/wordml/word16du" xmlns:w16sdtdh="http://schemas.microsoft.com/office/word/2020/wordml/sdtdatahash" xmlns:w16sdtfl="http://schemas.microsoft.com/office/word/2024/wordml/sdtformatlock" xmlns:w16se="http://schemas.microsoft.com/office/word/2015/wordml/symex" xmlns:wpg="http://schemas.microsoft.com/office/word/2010/wordprocessingGroup" xmlns:wpi="http://schemas.microsoft.com/office/word/2010/wordprocessingInk" xmlns:wne="http://schemas.microsoft.com/office/word/2006/wordml" xmlns:wps="http://schemas.microsoft.com/office/word/2010/wordprocessingShape" mc:Ignorable="w14 w15 w16se w16cid w16 w16cex w16sdtdh w16sdtfl w16du wp14">
+<w:numbering xmlns:wpc="http://schemas.microsoft.com/office/word/2010/wordprocessingCanvas" xmlns:cx="http://schemas.microsoft.com/office/drawing/2014/chartex" xmlns:cx1="http://schemas.microsoft.com/office/drawing/2015/9/8/chartex" xmlns:cx2="http://schemas.microsoft.com/office/drawing/2015/10/21/chartex" xmlns:cx3="http://schemas.microsoft.com/office/drawing/2016/5/9/chartex" xmlns:cx4="http://schemas.microsoft.com/office/drawing/2016/5/10/chartex" xmlns:cx5="http://schemas.microsoft.com/office/drawing/2016/5/11/chartex" xmlns:cx6="http://schemas.microsoft.com/office/drawing/2016/5/12/chartex" xmlns:cx7="http://schemas.microsoft.com/office/drawing/2016/5/13/chartex" xmlns:cx8="http://schemas.microsoft.com/office/drawing/2016/5/14/chartex" xmlns:mc="http://schemas.openxmlformats.org/markup-compatibility/2006" xmlns:aink="http://schemas.microsoft.com/office/drawing/2016/ink" xmlns:am3d="http://schemas.microsoft.com/office/drawing/2017/model3d" xmlns:o="urn:schemas-microsoft-com:office:office" xmlns:oel="http://schemas.microsoft.com/office/2019/extlst" xmlns:r="http://schemas.openxmlformats.org/officeDocument/2006/relationships" xmlns:m="http://schemas.openxmlformats.org/officeDocument/2006/math" xmlns:v="urn:schemas-microsoft-com:vml" xmlns:wp14="http://schemas.microsoft.com/office/word/2010/wordprocessingDrawing" xmlns:wp="http://schemas.openxmlformats.org/drawingml/2006/wordprocessingDrawing" xmlns:w10="urn:schemas-microsoft-com:office:word" xmlns:w="http://schemas.openxmlformats.org/wordprocessingml/2006/main" xmlns:w14="http://schemas.microsoft.com/office/word/2010/wordml" xmlns:w15="http://schemas.microsoft.com/office/word/2012/wordml" xmlns:w16cex="http://schemas.microsoft.com/office/word/2018/wordml/cex" xmlns:w16cid="http://schemas.microsoft.com/office/word/2016/wordml/cid" xmlns:w16="http://schemas.microsoft.com/office/word/2018/wordml" xmlns:w16du="http://schemas.microsoft.com/office/word/2023/wordml/word16du" xmlns:w16sdtdh="http://schemas.microsoft.com/office/word/2020/wordml/sdtdatahash" xmlns:w16sdtfl="http://schemas.microsoft.com/office/word/2024/wordml/sdtformatlock" xmlns:w16se="http://schemas.microsoft.com/office/word/2015/wordml/symex" xmlns:wpg="http://schemas.microsoft.com/office/word/2010/wordprocessingGroup" xmlns:wpi="http://schemas.microsoft.com/office/word/2010/wordprocessingInk" xmlns:wne="http://schemas.microsoft.com/office/word/2006/wordml" xmlns:wps="http://schemas.microsoft.com/office/word/2010/wordprocessingShape" mc:Ignorable="w14 w15 w16se w16cid w16 w16cex w16sdtdh w16sdtfl w16du wp14">
   <w:abstractNum w:abstractNumId="0" w15:restartNumberingAfterBreak="0">
+    <w:nsid w:val="0B8E0180"/>
+    <w:multiLevelType w:val="hybridMultilevel"/>
+    <w:tmpl w:val="6B3AEBDC"/>
+    <w:lvl w:ilvl="0" w:tplc="0C0A0001">
+      <w:start w:val="1"/>
+      <w:numFmt w:val="bullet"/>
+      <w:lvlText w:val=""/>
+      <w:lvlJc w:val="left"/>
+      <w:pPr>
+        <w:ind w:left="720" w:hanging="360"/>
+      </w:pPr>
+      <w:rPr>
+        <w:rFonts w:ascii="Symbol" w:hAnsi="Symbol" w:hint="default"/>
+      </w:rPr>
+    </w:lvl>
+    <w:lvl w:ilvl="1" w:tplc="0C0A0003">
+      <w:start w:val="1"/>
+      <w:numFmt w:val="bullet"/>
+      <w:lvlText w:val="o"/>
+      <w:lvlJc w:val="left"/>
+      <w:pPr>
+        <w:ind w:left="1440" w:hanging="360"/>
+      </w:pPr>
+      <w:rPr>
+        <w:rFonts w:ascii="Courier New" w:hAnsi="Courier New" w:cs="Courier New" w:hint="default"/>
+      </w:rPr>
+    </w:lvl>
+    <w:lvl w:ilvl="2" w:tplc="0C0A0005" w:tentative="1">
+      <w:start w:val="1"/>
+      <w:numFmt w:val="bullet"/>
+      <w:lvlText w:val=""/>
+      <w:lvlJc w:val="left"/>
+      <w:pPr>
+        <w:ind w:left="2160" w:hanging="360"/>
+      </w:pPr>
+      <w:rPr>
+        <w:rFonts w:ascii="Wingdings" w:hAnsi="Wingdings" w:hint="default"/>
+      </w:rPr>
+    </w:lvl>
+    <w:lvl w:ilvl="3" w:tplc="0C0A0001" w:tentative="1">
+      <w:start w:val="1"/>
+      <w:numFmt w:val="bullet"/>
+      <w:lvlText w:val=""/>
+      <w:lvlJc w:val="left"/>
+      <w:pPr>
+        <w:ind w:left="2880" w:hanging="360"/>
+      </w:pPr>
+      <w:rPr>
+        <w:rFonts w:ascii="Symbol" w:hAnsi="Symbol" w:hint="default"/>
+      </w:rPr>
+    </w:lvl>
+    <w:lvl w:ilvl="4" w:tplc="0C0A0003" w:tentative="1">
+      <w:start w:val="1"/>
+      <w:numFmt w:val="bullet"/>
+      <w:lvlText w:val="o"/>
+      <w:lvlJc w:val="left"/>
+      <w:pPr>
+        <w:ind w:left="3600" w:hanging="360"/>
+      </w:pPr>
+      <w:rPr>
+        <w:rFonts w:ascii="Courier New" w:hAnsi="Courier New" w:cs="Courier New" w:hint="default"/>
+      </w:rPr>
+    </w:lvl>
+    <w:lvl w:ilvl="5" w:tplc="0C0A0005" w:tentative="1">
+      <w:start w:val="1"/>
+      <w:numFmt w:val="bullet"/>
+      <w:lvlText w:val=""/>
+      <w:lvlJc w:val="left"/>
+      <w:pPr>
+        <w:ind w:left="4320" w:hanging="360"/>
+      </w:pPr>
+      <w:rPr>
+        <w:rFonts w:ascii="Wingdings" w:hAnsi="Wingdings" w:hint="default"/>
+      </w:rPr>
+    </w:lvl>
+    <w:lvl w:ilvl="6" w:tplc="0C0A0001" w:tentative="1">
+      <w:start w:val="1"/>
+      <w:numFmt w:val="bullet"/>
+      <w:lvlText w:val=""/>
+      <w:lvlJc w:val="left"/>
+      <w:pPr>
+        <w:ind w:left="5040" w:hanging="360"/>
+      </w:pPr>
+      <w:rPr>
+        <w:rFonts w:ascii="Symbol" w:hAnsi="Symbol" w:hint="default"/>
+      </w:rPr>
+    </w:lvl>
+    <w:lvl w:ilvl="7" w:tplc="0C0A0003" w:tentative="1">
+      <w:start w:val="1"/>
+      <w:numFmt w:val="bullet"/>
+      <w:lvlText w:val="o"/>
+      <w:lvlJc w:val="left"/>
+      <w:pPr>
+        <w:ind w:left="5760" w:hanging="360"/>
+      </w:pPr>
+      <w:rPr>
+        <w:rFonts w:ascii="Courier New" w:hAnsi="Courier New" w:cs="Courier New" w:hint="default"/>
+      </w:rPr>
+    </w:lvl>
+    <w:lvl w:ilvl="8" w:tplc="0C0A0005" w:tentative="1">
+      <w:start w:val="1"/>
+      <w:numFmt w:val="bullet"/>
+      <w:lvlText w:val=""/>
+      <w:lvlJc w:val="left"/>
+      <w:pPr>
+        <w:ind w:left="6480" w:hanging="360"/>
+      </w:pPr>
+      <w:rPr>
+        <w:rFonts w:ascii="Wingdings" w:hAnsi="Wingdings" w:hint="default"/>
+      </w:rPr>
+    </w:lvl>
+  </w:abstractNum>
+  <w:abstractNum w:abstractNumId="1" w15:restartNumberingAfterBreak="0">
+    <w:nsid w:val="1E497B12"/>
+    <w:multiLevelType w:val="hybridMultilevel"/>
+    <w:tmpl w:val="5F4C6ECC"/>
+    <w:lvl w:ilvl="0" w:tplc="0C0A0001">
+      <w:start w:val="1"/>
+      <w:numFmt w:val="bullet"/>
+      <w:lvlText w:val=""/>
+      <w:lvlJc w:val="left"/>
+      <w:pPr>
+        <w:ind w:left="720" w:hanging="360"/>
+      </w:pPr>
+      <w:rPr>
+        <w:rFonts w:ascii="Symbol" w:hAnsi="Symbol" w:hint="default"/>
+      </w:rPr>
+    </w:lvl>
+    <w:lvl w:ilvl="1" w:tplc="0C0A0003" w:tentative="1">
+      <w:start w:val="1"/>
+      <w:numFmt w:val="bullet"/>
+      <w:lvlText w:val="o"/>
+      <w:lvlJc w:val="left"/>
+      <w:pPr>
+        <w:ind w:left="1440" w:hanging="360"/>
+      </w:pPr>
+      <w:rPr>
+        <w:rFonts w:ascii="Courier New" w:hAnsi="Courier New" w:cs="Courier New" w:hint="default"/>
+      </w:rPr>
+    </w:lvl>
+    <w:lvl w:ilvl="2" w:tplc="0C0A0005" w:tentative="1">
+      <w:start w:val="1"/>
+      <w:numFmt w:val="bullet"/>
+      <w:lvlText w:val=""/>
+      <w:lvlJc w:val="left"/>
+      <w:pPr>
+        <w:ind w:left="2160" w:hanging="360"/>
+      </w:pPr>
+      <w:rPr>
+        <w:rFonts w:ascii="Wingdings" w:hAnsi="Wingdings" w:hint="default"/>
+      </w:rPr>
+    </w:lvl>
+    <w:lvl w:ilvl="3" w:tplc="0C0A0001" w:tentative="1">
+      <w:start w:val="1"/>
+      <w:numFmt w:val="bullet"/>
+      <w:lvlText w:val=""/>
+      <w:lvlJc w:val="left"/>
+      <w:pPr>
+        <w:ind w:left="2880" w:hanging="360"/>
+      </w:pPr>
+      <w:rPr>
+        <w:rFonts w:ascii="Symbol" w:hAnsi="Symbol" w:hint="default"/>
+      </w:rPr>
+    </w:lvl>
+    <w:lvl w:ilvl="4" w:tplc="0C0A0003" w:tentative="1">
+      <w:start w:val="1"/>
+      <w:numFmt w:val="bullet"/>
+      <w:lvlText w:val="o"/>
+      <w:lvlJc w:val="left"/>
+      <w:pPr>
+        <w:ind w:left="3600" w:hanging="360"/>
+      </w:pPr>
+      <w:rPr>
+        <w:rFonts w:ascii="Courier New" w:hAnsi="Courier New" w:cs="Courier New" w:hint="default"/>
+      </w:rPr>
+    </w:lvl>
+    <w:lvl w:ilvl="5" w:tplc="0C0A0005" w:tentative="1">
+      <w:start w:val="1"/>
+      <w:numFmt w:val="bullet"/>
+      <w:lvlText w:val=""/>
+      <w:lvlJc w:val="left"/>
+      <w:pPr>
+        <w:ind w:left="4320" w:hanging="360"/>
+      </w:pPr>
+      <w:rPr>
+        <w:rFonts w:ascii="Wingdings" w:hAnsi="Wingdings" w:hint="default"/>
+      </w:rPr>
+    </w:lvl>
+    <w:lvl w:ilvl="6" w:tplc="0C0A0001" w:tentative="1">
+      <w:start w:val="1"/>
+      <w:numFmt w:val="bullet"/>
+      <w:lvlText w:val=""/>
+      <w:lvlJc w:val="left"/>
+      <w:pPr>
+        <w:ind w:left="5040" w:hanging="360"/>
+      </w:pPr>
+      <w:rPr>
+        <w:rFonts w:ascii="Symbol" w:hAnsi="Symbol" w:hint="default"/>
+      </w:rPr>
+    </w:lvl>
+    <w:lvl w:ilvl="7" w:tplc="0C0A0003" w:tentative="1">
+      <w:start w:val="1"/>
+      <w:numFmt w:val="bullet"/>
+      <w:lvlText w:val="o"/>
+      <w:lvlJc w:val="left"/>
+      <w:pPr>
+        <w:ind w:left="5760" w:hanging="360"/>
+      </w:pPr>
+      <w:rPr>
+        <w:rFonts w:ascii="Courier New" w:hAnsi="Courier New" w:cs="Courier New" w:hint="default"/>
+      </w:rPr>
+    </w:lvl>
+    <w:lvl w:ilvl="8" w:tplc="0C0A0005" w:tentative="1">
+      <w:start w:val="1"/>
+      <w:numFmt w:val="bullet"/>
+      <w:lvlText w:val=""/>
+      <w:lvlJc w:val="left"/>
+      <w:pPr>
+        <w:ind w:left="6480" w:hanging="360"/>
+      </w:pPr>
+      <w:rPr>
+        <w:rFonts w:ascii="Wingdings" w:hAnsi="Wingdings" w:hint="default"/>
+      </w:rPr>
+    </w:lvl>
+  </w:abstractNum>
+  <w:abstractNum w:abstractNumId="2" w15:restartNumberingAfterBreak="0">
+    <w:nsid w:val="25A868CF"/>
+    <w:multiLevelType w:val="hybridMultilevel"/>
+    <w:tmpl w:val="1F3EFD98"/>
+    <w:lvl w:ilvl="0" w:tplc="0C0A000F">
+      <w:start w:val="1"/>
+      <w:numFmt w:val="decimal"/>
+      <w:lvlText w:val="%1."/>
+      <w:lvlJc w:val="left"/>
+      <w:pPr>
+        <w:ind w:left="720" w:hanging="360"/>
+      </w:pPr>
+    </w:lvl>
+    <w:lvl w:ilvl="1" w:tplc="0C0A0019" w:tentative="1">
+      <w:start w:val="1"/>
+      <w:numFmt w:val="lowerLetter"/>
+      <w:lvlText w:val="%2."/>
+      <w:lvlJc w:val="left"/>
+      <w:pPr>
+        <w:ind w:left="1440" w:hanging="360"/>
+      </w:pPr>
+    </w:lvl>
+    <w:lvl w:ilvl="2" w:tplc="0C0A001B" w:tentative="1">
+      <w:start w:val="1"/>
+      <w:numFmt w:val="lowerRoman"/>
+      <w:lvlText w:val="%3."/>
+      <w:lvlJc w:val="right"/>
+      <w:pPr>
+        <w:ind w:left="2160" w:hanging="180"/>
+      </w:pPr>
+    </w:lvl>
+    <w:lvl w:ilvl="3" w:tplc="0C0A000F" w:tentative="1">
+      <w:start w:val="1"/>
+      <w:numFmt w:val="decimal"/>
+      <w:lvlText w:val="%4."/>
+      <w:lvlJc w:val="left"/>
+      <w:pPr>
+        <w:ind w:left="2880" w:hanging="360"/>
+      </w:pPr>
+    </w:lvl>
+    <w:lvl w:ilvl="4" w:tplc="0C0A0019" w:tentative="1">
+      <w:start w:val="1"/>
+      <w:numFmt w:val="lowerLetter"/>
+      <w:lvlText w:val="%5."/>
+      <w:lvlJc w:val="left"/>
+      <w:pPr>
+        <w:ind w:left="3600" w:hanging="360"/>
+      </w:pPr>
+    </w:lvl>
+    <w:lvl w:ilvl="5" w:tplc="0C0A001B" w:tentative="1">
+      <w:start w:val="1"/>
+      <w:numFmt w:val="lowerRoman"/>
+      <w:lvlText w:val="%6."/>
+      <w:lvlJc w:val="right"/>
+      <w:pPr>
+        <w:ind w:left="4320" w:hanging="180"/>
+      </w:pPr>
+    </w:lvl>
+    <w:lvl w:ilvl="6" w:tplc="0C0A000F" w:tentative="1">
+      <w:start w:val="1"/>
+      <w:numFmt w:val="decimal"/>
+      <w:lvlText w:val="%7."/>
+      <w:lvlJc w:val="left"/>
+      <w:pPr>
+        <w:ind w:left="5040" w:hanging="360"/>
+      </w:pPr>
+    </w:lvl>
+    <w:lvl w:ilvl="7" w:tplc="0C0A0019" w:tentative="1">
+      <w:start w:val="1"/>
+      <w:numFmt w:val="lowerLetter"/>
+      <w:lvlText w:val="%8."/>
+      <w:lvlJc w:val="left"/>
+      <w:pPr>
+        <w:ind w:left="5760" w:hanging="360"/>
+      </w:pPr>
+    </w:lvl>
+    <w:lvl w:ilvl="8" w:tplc="0C0A001B" w:tentative="1">
+      <w:start w:val="1"/>
+      <w:numFmt w:val="lowerRoman"/>
+      <w:lvlText w:val="%9."/>
+      <w:lvlJc w:val="right"/>
+      <w:pPr>
+        <w:ind w:left="6480" w:hanging="180"/>
+      </w:pPr>
+    </w:lvl>
+  </w:abstractNum>
+  <w:abstractNum w:abstractNumId="3" w15:restartNumberingAfterBreak="0">
+    <w:nsid w:val="2AE13729"/>
+    <w:multiLevelType w:val="hybridMultilevel"/>
+    <w:tmpl w:val="D82815B2"/>
+    <w:lvl w:ilvl="0" w:tplc="0C0A0001">
+      <w:start w:val="1"/>
+      <w:numFmt w:val="bullet"/>
+      <w:lvlText w:val=""/>
+      <w:lvlJc w:val="left"/>
+      <w:pPr>
+        <w:ind w:left="720" w:hanging="360"/>
+      </w:pPr>
+      <w:rPr>
+        <w:rFonts w:ascii="Symbol" w:hAnsi="Symbol" w:hint="default"/>
+      </w:rPr>
+    </w:lvl>
+    <w:lvl w:ilvl="1" w:tplc="0C0A0003" w:tentative="1">
+      <w:start w:val="1"/>
+      <w:numFmt w:val="bullet"/>
+      <w:lvlText w:val="o"/>
+      <w:lvlJc w:val="left"/>
+      <w:pPr>
+        <w:ind w:left="1440" w:hanging="360"/>
+      </w:pPr>
+      <w:rPr>
+        <w:rFonts w:ascii="Courier New" w:hAnsi="Courier New" w:cs="Courier New" w:hint="default"/>
+      </w:rPr>
+    </w:lvl>
+    <w:lvl w:ilvl="2" w:tplc="0C0A0005" w:tentative="1">
+      <w:start w:val="1"/>
+      <w:numFmt w:val="bullet"/>
+      <w:lvlText w:val=""/>
+      <w:lvlJc w:val="left"/>
+      <w:pPr>
+        <w:ind w:left="2160" w:hanging="360"/>
+      </w:pPr>
+      <w:rPr>
+        <w:rFonts w:ascii="Wingdings" w:hAnsi="Wingdings" w:hint="default"/>
+      </w:rPr>
+    </w:lvl>
+    <w:lvl w:ilvl="3" w:tplc="0C0A0001" w:tentative="1">
+      <w:start w:val="1"/>
+      <w:numFmt w:val="bullet"/>
+      <w:lvlText w:val=""/>
+      <w:lvlJc w:val="left"/>
+      <w:pPr>
+        <w:ind w:left="2880" w:hanging="360"/>
+      </w:pPr>
+      <w:rPr>
+        <w:rFonts w:ascii="Symbol" w:hAnsi="Symbol" w:hint="default"/>
+      </w:rPr>
+    </w:lvl>
+    <w:lvl w:ilvl="4" w:tplc="0C0A0003" w:tentative="1">
+      <w:start w:val="1"/>
+      <w:numFmt w:val="bullet"/>
+      <w:lvlText w:val="o"/>
+      <w:lvlJc w:val="left"/>
+      <w:pPr>
+        <w:ind w:left="3600" w:hanging="360"/>
+      </w:pPr>
+      <w:rPr>
+        <w:rFonts w:ascii="Courier New" w:hAnsi="Courier New" w:cs="Courier New" w:hint="default"/>
+      </w:rPr>
+    </w:lvl>
+    <w:lvl w:ilvl="5" w:tplc="0C0A0005" w:tentative="1">
+      <w:start w:val="1"/>
+      <w:numFmt w:val="bullet"/>
+      <w:lvlText w:val=""/>
+      <w:lvlJc w:val="left"/>
+      <w:pPr>
+        <w:ind w:left="4320" w:hanging="360"/>
+      </w:pPr>
+      <w:rPr>
+        <w:rFonts w:ascii="Wingdings" w:hAnsi="Wingdings" w:hint="default"/>
+      </w:rPr>
+    </w:lvl>
+    <w:lvl w:ilvl="6" w:tplc="0C0A0001" w:tentative="1">
+      <w:start w:val="1"/>
+      <w:numFmt w:val="bullet"/>
+      <w:lvlText w:val=""/>
+      <w:lvlJc w:val="left"/>
+      <w:pPr>
+        <w:ind w:left="5040" w:hanging="360"/>
+      </w:pPr>
+      <w:rPr>
+        <w:rFonts w:ascii="Symbol" w:hAnsi="Symbol" w:hint="default"/>
+      </w:rPr>
+    </w:lvl>
+    <w:lvl w:ilvl="7" w:tplc="0C0A0003" w:tentative="1">
+      <w:start w:val="1"/>
+      <w:numFmt w:val="bullet"/>
+      <w:lvlText w:val="o"/>
+      <w:lvlJc w:val="left"/>
+      <w:pPr>
+        <w:ind w:left="5760" w:hanging="360"/>
+      </w:pPr>
+      <w:rPr>
+        <w:rFonts w:ascii="Courier New" w:hAnsi="Courier New" w:cs="Courier New" w:hint="default"/>
+      </w:rPr>
+    </w:lvl>
+    <w:lvl w:ilvl="8" w:tplc="0C0A0005" w:tentative="1">
+      <w:start w:val="1"/>
+      <w:numFmt w:val="bullet"/>
+      <w:lvlText w:val=""/>
+      <w:lvlJc w:val="left"/>
+      <w:pPr>
+        <w:ind w:left="6480" w:hanging="360"/>
+      </w:pPr>
+      <w:rPr>
+        <w:rFonts w:ascii="Wingdings" w:hAnsi="Wingdings" w:hint="default"/>
+      </w:rPr>
+    </w:lvl>
+  </w:abstractNum>
+  <w:abstractNum w:abstractNumId="4" w15:restartNumberingAfterBreak="0">
+    <w:nsid w:val="54C37510"/>
+    <w:multiLevelType w:val="hybridMultilevel"/>
+    <w:tmpl w:val="6142A5C4"/>
+    <w:lvl w:ilvl="0" w:tplc="0C0A0001">
+      <w:start w:val="1"/>
+      <w:numFmt w:val="bullet"/>
+      <w:lvlText w:val=""/>
+      <w:lvlJc w:val="left"/>
+      <w:pPr>
+        <w:ind w:left="720" w:hanging="360"/>
+      </w:pPr>
+      <w:rPr>
+        <w:rFonts w:ascii="Symbol" w:hAnsi="Symbol" w:hint="default"/>
+      </w:rPr>
+    </w:lvl>
+    <w:lvl w:ilvl="1" w:tplc="0C0A0003" w:tentative="1">
+      <w:start w:val="1"/>
+      <w:numFmt w:val="bullet"/>
+      <w:lvlText w:val="o"/>
+      <w:lvlJc w:val="left"/>
+      <w:pPr>
+        <w:ind w:left="1440" w:hanging="360"/>
+      </w:pPr>
+      <w:rPr>
+        <w:rFonts w:ascii="Courier New" w:hAnsi="Courier New" w:cs="Courier New" w:hint="default"/>
+      </w:rPr>
+    </w:lvl>
+    <w:lvl w:ilvl="2" w:tplc="0C0A0005" w:tentative="1">
+      <w:start w:val="1"/>
+      <w:numFmt w:val="bullet"/>
+      <w:lvlText w:val=""/>
+      <w:lvlJc w:val="left"/>
+      <w:pPr>
+        <w:ind w:left="2160" w:hanging="360"/>
+      </w:pPr>
+      <w:rPr>
+        <w:rFonts w:ascii="Wingdings" w:hAnsi="Wingdings" w:hint="default"/>
+      </w:rPr>
+    </w:lvl>
+    <w:lvl w:ilvl="3" w:tplc="0C0A0001" w:tentative="1">
+      <w:start w:val="1"/>
+      <w:numFmt w:val="bullet"/>
+      <w:lvlText w:val=""/>
+      <w:lvlJc w:val="left"/>
+      <w:pPr>
+        <w:ind w:left="2880" w:hanging="360"/>
+      </w:pPr>
+      <w:rPr>
+        <w:rFonts w:ascii="Symbol" w:hAnsi="Symbol" w:hint="default"/>
+      </w:rPr>
+    </w:lvl>
+    <w:lvl w:ilvl="4" w:tplc="0C0A0003" w:tentative="1">
+      <w:start w:val="1"/>
+      <w:numFmt w:val="bullet"/>
+      <w:lvlText w:val="o"/>
+      <w:lvlJc w:val="left"/>
+      <w:pPr>
+        <w:ind w:left="3600" w:hanging="360"/>
+      </w:pPr>
+      <w:rPr>
+        <w:rFonts w:ascii="Courier New" w:hAnsi="Courier New" w:cs="Courier New" w:hint="default"/>
+      </w:rPr>
+    </w:lvl>
+    <w:lvl w:ilvl="5" w:tplc="0C0A0005" w:tentative="1">
+      <w:start w:val="1"/>
+      <w:numFmt w:val="bullet"/>
+      <w:lvlText w:val=""/>
+      <w:lvlJc w:val="left"/>
+      <w:pPr>
+        <w:ind w:left="4320" w:hanging="360"/>
+      </w:pPr>
+      <w:rPr>
+        <w:rFonts w:ascii="Wingdings" w:hAnsi="Wingdings" w:hint="default"/>
+      </w:rPr>
+    </w:lvl>
+    <w:lvl w:ilvl="6" w:tplc="0C0A0001" w:tentative="1">
+      <w:start w:val="1"/>
+      <w:numFmt w:val="bullet"/>
+      <w:lvlText w:val=""/>
+      <w:lvlJc w:val="left"/>
+      <w:pPr>
+        <w:ind w:left="5040" w:hanging="360"/>
+      </w:pPr>
+      <w:rPr>
+        <w:rFonts w:ascii="Symbol" w:hAnsi="Symbol" w:hint="default"/>
+      </w:rPr>
+    </w:lvl>
+    <w:lvl w:ilvl="7" w:tplc="0C0A0003" w:tentative="1">
+      <w:start w:val="1"/>
+      <w:numFmt w:val="bullet"/>
+      <w:lvlText w:val="o"/>
+      <w:lvlJc w:val="left"/>
+      <w:pPr>
+        <w:ind w:left="5760" w:hanging="360"/>
+      </w:pPr>
+      <w:rPr>
+        <w:rFonts w:ascii="Courier New" w:hAnsi="Courier New" w:cs="Courier New" w:hint="default"/>
+      </w:rPr>
+    </w:lvl>
+    <w:lvl w:ilvl="8" w:tplc="0C0A0005" w:tentative="1">
+      <w:start w:val="1"/>
+      <w:numFmt w:val="bullet"/>
+      <w:lvlText w:val=""/>
+      <w:lvlJc w:val="left"/>
+      <w:pPr>
+        <w:ind w:left="6480" w:hanging="360"/>
+      </w:pPr>
+      <w:rPr>
+        <w:rFonts w:ascii="Wingdings" w:hAnsi="Wingdings" w:hint="default"/>
+      </w:rPr>
+    </w:lvl>
+  </w:abstractNum>
+  <w:abstractNum w:abstractNumId="5" w15:restartNumberingAfterBreak="0">
     <w:nsid w:val="769A48FF"/>
     <w:multiLevelType w:val="multilevel"/>
     <w:tmpl w:val="B284F9E6"/>
@@ -4658,7 +6576,7 @@
     </w:lvl>
   </w:abstractNum>
   <w:num w:numId="1" w16cid:durableId="758406701">
-    <w:abstractNumId w:val="0"/>
+    <w:abstractNumId w:val="5"/>
     <w:lvlOverride w:ilvl="0">
       <w:startOverride w:val="1"/>
     </w:lvlOverride>
@@ -4670,6 +6588,21 @@
     <w:lvlOverride w:ilvl="6"/>
     <w:lvlOverride w:ilvl="7"/>
     <w:lvlOverride w:ilvl="8"/>
+  </w:num>
+  <w:num w:numId="2" w16cid:durableId="1938826045">
+    <w:abstractNumId w:val="2"/>
+  </w:num>
+  <w:num w:numId="3" w16cid:durableId="236747927">
+    <w:abstractNumId w:val="0"/>
+  </w:num>
+  <w:num w:numId="4" w16cid:durableId="781456946">
+    <w:abstractNumId w:val="3"/>
+  </w:num>
+  <w:num w:numId="5" w16cid:durableId="629289006">
+    <w:abstractNumId w:val="1"/>
+  </w:num>
+  <w:num w:numId="6" w16cid:durableId="785658104">
+    <w:abstractNumId w:val="4"/>
   </w:num>
 </w:numbering>
 </file>
@@ -5116,9 +7049,31 @@
       <w:szCs w:val="26"/>
     </w:rPr>
   </w:style>
+  <w:style w:type="paragraph" w:styleId="Ttulo3">
+    <w:name w:val="heading 3"/>
+    <w:basedOn w:val="Normal"/>
+    <w:next w:val="Normal"/>
+    <w:link w:val="Ttulo3Car"/>
+    <w:uiPriority w:val="9"/>
+    <w:semiHidden/>
+    <w:unhideWhenUsed/>
+    <w:qFormat/>
+    <w:rsid w:val="0063511F"/>
+    <w:pPr>
+      <w:keepNext/>
+      <w:keepLines/>
+      <w:spacing w:before="40" w:after="0"/>
+      <w:outlineLvl w:val="2"/>
+    </w:pPr>
+    <w:rPr>
+      <w:rFonts w:asciiTheme="majorHAnsi" w:eastAsiaTheme="majorEastAsia" w:hAnsiTheme="majorHAnsi" w:cstheme="majorBidi"/>
+      <w:color w:val="1F3763" w:themeColor="accent1" w:themeShade="7F"/>
+    </w:rPr>
+  </w:style>
   <w:style w:type="character" w:default="1" w:styleId="Fuentedeprrafopredeter">
     <w:name w:val="Default Paragraph Font"/>
     <w:uiPriority w:val="1"/>
+    <w:semiHidden/>
     <w:unhideWhenUsed/>
   </w:style>
   <w:style w:type="table" w:default="1" w:styleId="Tablanormal">
@@ -5279,11 +7234,34 @@
       <w:ind w:left="240"/>
     </w:pPr>
   </w:style>
+  <w:style w:type="paragraph" w:styleId="Prrafodelista">
+    <w:name w:val="List Paragraph"/>
+    <w:basedOn w:val="Normal"/>
+    <w:uiPriority w:val="34"/>
+    <w:qFormat/>
+    <w:rsid w:val="00D52DD1"/>
+    <w:pPr>
+      <w:ind w:left="720"/>
+      <w:contextualSpacing/>
+    </w:pPr>
+  </w:style>
+  <w:style w:type="character" w:customStyle="1" w:styleId="Ttulo3Car">
+    <w:name w:val="Título 3 Car"/>
+    <w:basedOn w:val="Fuentedeprrafopredeter"/>
+    <w:link w:val="Ttulo3"/>
+    <w:uiPriority w:val="9"/>
+    <w:semiHidden/>
+    <w:rsid w:val="0063511F"/>
+    <w:rPr>
+      <w:rFonts w:asciiTheme="majorHAnsi" w:eastAsiaTheme="majorEastAsia" w:hAnsiTheme="majorHAnsi" w:cstheme="majorBidi"/>
+      <w:color w:val="1F3763" w:themeColor="accent1" w:themeShade="7F"/>
+    </w:rPr>
+  </w:style>
 </w:styles>
 </file>
 
 <file path=word/glossary/document.xml><?xml version="1.0" encoding="utf-8"?>
-<w:glossaryDocument xmlns:wpc="http://schemas.microsoft.com/office/word/2010/wordprocessingCanvas" xmlns:cx="http://schemas.microsoft.com/office/drawing/2014/chartex" xmlns:cx1="http://schemas.microsoft.com/office/drawing/2015/9/8/chartex" xmlns:cx2="http://schemas.microsoft.com/office/drawing/2015/10/21/chartex" xmlns:cx3="http://schemas.microsoft.com/office/drawing/2016/5/9/chartex" xmlns:cx4="http://schemas.microsoft.com/office/drawing/2016/5/10/chartex" xmlns:cx5="http://schemas.microsoft.com/office/drawing/2016/5/11/chartex" xmlns:cx6="http://schemas.microsoft.com/office/drawing/2016/5/12/chartex" xmlns:cx7="http://schemas.microsoft.com/office/drawing/2016/5/13/chartex" xmlns:cx8="http://schemas.microsoft.com/office/drawing/2016/5/14/chartex" xmlns:mc="http://schemas.openxmlformats.org/markup-compatibility/2006" xmlns:aink="http://schemas.microsoft.com/office/drawing/2016/ink" xmlns:am3d="http://schemas.microsoft.com/office/drawing/2017/model3d" xmlns:o="urn:schemas-microsoft-com:office:office" xmlns:oel="http://schemas.microsoft.com/office/2019/extlst" xmlns:r="http://schemas.openxmlformats.org/officeDocument/2006/relationships" xmlns:m="http://schemas.openxmlformats.org/officeDocument/2006/math" xmlns:v="urn:schemas-microsoft-com:vml" xmlns:wp14="http://schemas.microsoft.com/office/word/2010/wordprocessingDrawing" xmlns:wp="http://schemas.openxmlformats.org/drawingml/2006/wordprocessingDrawing" xmlns:w10="urn:schemas-microsoft-com:office:word" xmlns:w="http://schemas.openxmlformats.org/wordprocessingml/2006/main" xmlns:w14="http://schemas.microsoft.com/office/word/2010/wordml" xmlns:w15="http://schemas.microsoft.com/office/word/2012/wordml" xmlns:w16cei="http://schemas.microsoft.com/office/word/2026/wordml/cei" xmlns:w16cex="http://schemas.microsoft.com/office/word/2018/wordml/cex" xmlns:w16cid="http://schemas.microsoft.com/office/word/2016/wordml/cid" xmlns:w16="http://schemas.microsoft.com/office/word/2018/wordml" xmlns:w16du="http://schemas.microsoft.com/office/word/2023/wordml/word16du" xmlns:w16sdtdh="http://schemas.microsoft.com/office/word/2020/wordml/sdtdatahash" xmlns:w16sdtfl="http://schemas.microsoft.com/office/word/2024/wordml/sdtformatlock" xmlns:w16se="http://schemas.microsoft.com/office/word/2015/wordml/symex" xmlns:wpg="http://schemas.microsoft.com/office/word/2010/wordprocessingGroup" xmlns:wpi="http://schemas.microsoft.com/office/word/2010/wordprocessingInk" xmlns:wne="http://schemas.microsoft.com/office/word/2006/wordml" xmlns:wps="http://schemas.microsoft.com/office/word/2010/wordprocessingShape" mc:Ignorable="w14 w15 w16se w16cid w16 w16cex w16sdtdh w16sdtfl w16du wp14">
+<w:glossaryDocument xmlns:wpc="http://schemas.microsoft.com/office/word/2010/wordprocessingCanvas" xmlns:cx="http://schemas.microsoft.com/office/drawing/2014/chartex" xmlns:cx1="http://schemas.microsoft.com/office/drawing/2015/9/8/chartex" xmlns:cx2="http://schemas.microsoft.com/office/drawing/2015/10/21/chartex" xmlns:cx3="http://schemas.microsoft.com/office/drawing/2016/5/9/chartex" xmlns:cx4="http://schemas.microsoft.com/office/drawing/2016/5/10/chartex" xmlns:cx5="http://schemas.microsoft.com/office/drawing/2016/5/11/chartex" xmlns:cx6="http://schemas.microsoft.com/office/drawing/2016/5/12/chartex" xmlns:cx7="http://schemas.microsoft.com/office/drawing/2016/5/13/chartex" xmlns:cx8="http://schemas.microsoft.com/office/drawing/2016/5/14/chartex" xmlns:mc="http://schemas.openxmlformats.org/markup-compatibility/2006" xmlns:aink="http://schemas.microsoft.com/office/drawing/2016/ink" xmlns:am3d="http://schemas.microsoft.com/office/drawing/2017/model3d" xmlns:o="urn:schemas-microsoft-com:office:office" xmlns:oel="http://schemas.microsoft.com/office/2019/extlst" xmlns:r="http://schemas.openxmlformats.org/officeDocument/2006/relationships" xmlns:m="http://schemas.openxmlformats.org/officeDocument/2006/math" xmlns:v="urn:schemas-microsoft-com:vml" xmlns:wp14="http://schemas.microsoft.com/office/word/2010/wordprocessingDrawing" xmlns:wp="http://schemas.openxmlformats.org/drawingml/2006/wordprocessingDrawing" xmlns:w10="urn:schemas-microsoft-com:office:word" xmlns:w="http://schemas.openxmlformats.org/wordprocessingml/2006/main" xmlns:w14="http://schemas.microsoft.com/office/word/2010/wordml" xmlns:w15="http://schemas.microsoft.com/office/word/2012/wordml" xmlns:w16cex="http://schemas.microsoft.com/office/word/2018/wordml/cex" xmlns:w16cid="http://schemas.microsoft.com/office/word/2016/wordml/cid" xmlns:w16="http://schemas.microsoft.com/office/word/2018/wordml" xmlns:w16du="http://schemas.microsoft.com/office/word/2023/wordml/word16du" xmlns:w16sdtdh="http://schemas.microsoft.com/office/word/2020/wordml/sdtdatahash" xmlns:w16sdtfl="http://schemas.microsoft.com/office/word/2024/wordml/sdtformatlock" xmlns:w16se="http://schemas.microsoft.com/office/word/2015/wordml/symex" xmlns:wpg="http://schemas.microsoft.com/office/word/2010/wordprocessingGroup" xmlns:wpi="http://schemas.microsoft.com/office/word/2010/wordprocessingInk" xmlns:wne="http://schemas.microsoft.com/office/word/2006/wordml" xmlns:wps="http://schemas.microsoft.com/office/word/2010/wordprocessingShape" mc:Ignorable="w14 w15 w16se w16cid w16 w16cex w16sdtdh w16sdtfl w16du wp14">
   <w:docParts>
     <w:docPart>
       <w:docPartPr>
@@ -5355,6 +7333,34 @@
 
 <file path=word/glossary/fontTable.xml><?xml version="1.0" encoding="utf-8"?>
 <w:fonts xmlns:mc="http://schemas.openxmlformats.org/markup-compatibility/2006" xmlns:r="http://schemas.openxmlformats.org/officeDocument/2006/relationships" xmlns:w="http://schemas.openxmlformats.org/wordprocessingml/2006/main" xmlns:w14="http://schemas.microsoft.com/office/word/2010/wordml" xmlns:w15="http://schemas.microsoft.com/office/word/2012/wordml" xmlns:w16cex="http://schemas.microsoft.com/office/word/2018/wordml/cex" xmlns:w16cid="http://schemas.microsoft.com/office/word/2016/wordml/cid" xmlns:w16="http://schemas.microsoft.com/office/word/2018/wordml" xmlns:w16du="http://schemas.microsoft.com/office/word/2023/wordml/word16du" xmlns:w16sdtdh="http://schemas.microsoft.com/office/word/2020/wordml/sdtdatahash" xmlns:w16sdtfl="http://schemas.microsoft.com/office/word/2024/wordml/sdtformatlock" xmlns:w16se="http://schemas.microsoft.com/office/word/2015/wordml/symex" mc:Ignorable="w14 w15 w16se w16cid w16 w16cex w16sdtdh w16sdtfl w16du">
+  <w:font w:name="Symbol">
+    <w:panose1 w:val="05050102010706020507"/>
+    <w:charset w:val="02"/>
+    <w:family w:val="roman"/>
+    <w:pitch w:val="variable"/>
+    <w:sig w:usb0="00000000" w:usb1="10000000" w:usb2="00000000" w:usb3="00000000" w:csb0="80000000" w:csb1="00000000"/>
+  </w:font>
+  <w:font w:name="Times New Roman">
+    <w:panose1 w:val="02020603050405020304"/>
+    <w:charset w:val="00"/>
+    <w:family w:val="roman"/>
+    <w:pitch w:val="variable"/>
+    <w:sig w:usb0="E0002EFF" w:usb1="C000785B" w:usb2="00000009" w:usb3="00000000" w:csb0="000001FF" w:csb1="00000000"/>
+  </w:font>
+  <w:font w:name="Courier New">
+    <w:panose1 w:val="02070309020205020404"/>
+    <w:charset w:val="00"/>
+    <w:family w:val="modern"/>
+    <w:pitch w:val="fixed"/>
+    <w:sig w:usb0="E0002EFF" w:usb1="C0007843" w:usb2="00000009" w:usb3="00000000" w:csb0="000001FF" w:csb1="00000000"/>
+  </w:font>
+  <w:font w:name="Wingdings">
+    <w:panose1 w:val="05000000000000000000"/>
+    <w:charset w:val="02"/>
+    <w:family w:val="auto"/>
+    <w:pitch w:val="variable"/>
+    <w:sig w:usb0="00000000" w:usb1="10000000" w:usb2="00000000" w:usb3="00000000" w:csb0="80000000" w:csb1="00000000"/>
+  </w:font>
   <w:font w:name="OpenSymbol">
     <w:altName w:val="Segoe UI Symbol"/>
     <w:charset w:val="02"/>
@@ -5398,13 +7404,6 @@
     <w:pitch w:val="variable"/>
     <w:sig w:usb0="E4002EFF" w:usb1="C200247B" w:usb2="00000009" w:usb3="00000000" w:csb0="000001FF" w:csb1="00000000"/>
   </w:font>
-  <w:font w:name="Times New Roman">
-    <w:panose1 w:val="02020603050405020304"/>
-    <w:charset w:val="00"/>
-    <w:family w:val="roman"/>
-    <w:pitch w:val="variable"/>
-    <w:sig w:usb0="E0002EFF" w:usb1="C000785B" w:usb2="00000009" w:usb3="00000000" w:csb0="000001FF" w:csb1="00000000"/>
-  </w:font>
   <w:font w:name="Calibri">
     <w:panose1 w:val="020F0502020204030204"/>
     <w:charset w:val="00"/>
@@ -5434,8 +7433,12 @@
     <w:rsidRoot w:val="00E3394E"/>
     <w:rsid w:val="00081398"/>
     <w:rsid w:val="000F0ED6"/>
+    <w:rsid w:val="00507C4C"/>
     <w:rsid w:val="008D10FF"/>
     <w:rsid w:val="009233A1"/>
+    <w:rsid w:val="00975F1C"/>
+    <w:rsid w:val="00A9796E"/>
+    <w:rsid w:val="00D011D0"/>
     <w:rsid w:val="00D811E2"/>
     <w:rsid w:val="00E3394E"/>
   </w:rsids>
